--- a/apps/api/templates/hop_dong_template.docx
+++ b/apps/api/templates/hop_dong_template.docx
@@ -1,13 +1,14 @@
 
 <file path=word/document.xml><?xml version="1.0" encoding="utf-8"?>
-<w:document xmlns:mc="http://schemas.openxmlformats.org/markup-compatibility/2006" xmlns:ve="http://schemas.openxmlformats.org/markup-compatibility/2006" xmlns:o="urn:schemas-microsoft-com:office:office" xmlns:r="http://schemas.openxmlformats.org/officeDocument/2006/relationships" xmlns:m="http://schemas.openxmlformats.org/officeDocument/2006/math" xmlns:v="urn:schemas-microsoft-com:vml" xmlns:wp="http://schemas.openxmlformats.org/drawingml/2006/wordprocessingDrawing" xmlns:w10="urn:schemas-microsoft-com:office:word" xmlns:w="http://schemas.openxmlformats.org/wordprocessingml/2006/main" xmlns:wne="http://schemas.microsoft.com/office/word/2006/wordml" xmlns:a="http://schemas.openxmlformats.org/drawingml/2006/main" xmlns:pic="http://schemas.openxmlformats.org/drawingml/2006/picture" xmlns:wpg="http://schemas.microsoft.com/office/word/2010/wordprocessingGroup" xmlns:wps="http://schemas.microsoft.com/office/word/2010/wordprocessingShape" xmlns:w14="http://schemas.microsoft.com/office/word/2010/wordml" mc:Ignorable="w14" xml:space="preserve">
+<w:document xmlns:o="urn:schemas-microsoft-com:office:office" xmlns:r="http://schemas.openxmlformats.org/officeDocument/2006/relationships" xmlns:v="urn:schemas-microsoft-com:vml" xmlns:w="http://schemas.openxmlformats.org/wordprocessingml/2006/main" xmlns:w10="urn:schemas-microsoft-com:office:word" xmlns:wp="http://schemas.openxmlformats.org/drawingml/2006/wordprocessingDrawing" xmlns:pic="http://schemas.openxmlformats.org/drawingml/2006/picture" xmlns:wps="http://schemas.microsoft.com/office/word/2010/wordprocessingShape" xmlns:wpg="http://schemas.microsoft.com/office/word/2010/wordprocessingGroup" xmlns:mc="http://schemas.openxmlformats.org/markup-compatibility/2006" xmlns:wp14="http://schemas.microsoft.com/office/word/2010/wordprocessingDrawing" xmlns:w14="http://schemas.microsoft.com/office/word/2010/wordml" xmlns:w15="http://schemas.microsoft.com/office/word/2012/wordml" mc:Ignorable="w14 wp14 w15">
   <w:body>
     <w:p>
       <w:pPr>
         <w:pStyle w:val="Heading2"/>
-        <w:spacing w:before="76"/>
-        <w:ind w:right="1219"/>
+        <w:spacing w:before="76" w:after="0"/>
+        <w:ind w:start="937" w:end="1219"/>
         <w:jc w:val="center"/>
+        <w:rPr/>
       </w:pPr>
       <w:r>
         <w:rPr/>
@@ -88,53 +89,48 @@
     </w:p>
     <w:p>
       <w:pPr>
-        <w:spacing w:before="6"/>
-        <w:ind w:left="937" w:right="1219" w:firstLine="0"/>
+        <w:pStyle w:val="Normal"/>
+        <w:spacing w:before="6" w:after="0"/>
+        <w:ind w:hanging="0" w:start="937" w:end="1219"/>
         <w:jc w:val="center"/>
-        <w:rPr>
-          <w:b/>
-          <w:sz w:val="24"/>
-        </w:rPr>
+        <w:rPr/>
       </w:pPr>
       <w:r>
-        <w:rPr>
-          <w:b/>
-          <w:sz w:val="24"/>
-        </w:rPr>
         <mc:AlternateContent>
           <mc:Choice Requires="wps">
             <w:drawing>
-              <wp:anchor distT="0" distB="0" distL="0" distR="0" allowOverlap="1" layoutInCell="1" locked="0" behindDoc="1" simplePos="0" relativeHeight="487587840">
+              <wp:anchor distT="0" distB="635" distL="0" distR="0" simplePos="0" relativeHeight="2" behindDoc="1" locked="0" layoutInCell="0" allowOverlap="1">
                 <wp:simplePos x="0" y="0"/>
                 <wp:positionH relativeFrom="page">
-                  <wp:posOffset>2837992</wp:posOffset>
+                  <wp:posOffset>2837815</wp:posOffset>
                 </wp:positionH>
                 <wp:positionV relativeFrom="paragraph">
-                  <wp:posOffset>196445</wp:posOffset>
+                  <wp:posOffset>196850</wp:posOffset>
                 </wp:positionV>
                 <wp:extent cx="1884045" cy="1270"/>
-                <wp:effectExtent l="0" t="0" r="0" b="0"/>
+                <wp:effectExtent l="0" t="2540" r="0" b="1270"/>
                 <wp:wrapTopAndBottom/>
                 <wp:docPr id="1" name="Graphic 1"/>
-                <wp:cNvGraphicFramePr>
-                  <a:graphicFrameLocks/>
-                </wp:cNvGraphicFramePr>
-                <a:graphic>
+                <a:graphic xmlns:a="http://schemas.openxmlformats.org/drawingml/2006/main">
                   <a:graphicData uri="http://schemas.microsoft.com/office/word/2010/wordprocessingShape">
                     <wps:wsp>
-                      <wps:cNvPr id="1" name="Graphic 1"/>
                       <wps:cNvSpPr/>
                       <wps:spPr>
                         <a:xfrm>
                           <a:off x="0" y="0"/>
-                          <a:ext cx="1884045" cy="1270"/>
+                          <a:ext cx="1883880" cy="1440"/>
                         </a:xfrm>
                         <a:custGeom>
                           <a:avLst/>
-                          <a:gdLst/>
+                          <a:gdLst>
+                            <a:gd name="textAreaLeft" fmla="*/ 0 w 1068120"/>
+                            <a:gd name="textAreaRight" fmla="*/ 1069920 w 1068120"/>
+                            <a:gd name="textAreaTop" fmla="*/ 0 h 720"/>
+                            <a:gd name="textAreaBottom" fmla="*/ 4680 h 720"/>
+                          </a:gdLst>
                           <a:ahLst/>
                           <a:cxnLst/>
-                          <a:rect l="l" t="t" r="r" b="b"/>
+                          <a:rect l="textAreaLeft" t="textAreaTop" r="textAreaRight" b="textAreaBottom"/>
                           <a:pathLst>
                             <a:path w="1884045" h="0">
                               <a:moveTo>
@@ -146,19 +142,21 @@
                             </a:path>
                           </a:pathLst>
                         </a:custGeom>
+                        <a:noFill/>
                         <a:ln w="5060">
                           <a:solidFill>
                             <a:srgbClr val="000000"/>
                           </a:solidFill>
-                          <a:prstDash val="solid"/>
+                          <a:round/>
                         </a:ln>
                       </wps:spPr>
-                      <wps:bodyPr wrap="square" lIns="0" tIns="0" rIns="0" bIns="0" rtlCol="0">
-                        <a:prstTxWarp prst="textNoShape">
-                          <a:avLst/>
-                        </a:prstTxWarp>
-                        <a:noAutofit/>
-                      </wps:bodyPr>
+                      <wps:style>
+                        <a:lnRef idx="0"/>
+                        <a:fillRef idx="0"/>
+                        <a:effectRef idx="0"/>
+                        <a:fontRef idx="minor"/>
+                      </wps:style>
+                      <wps:bodyPr/>
                     </wps:wsp>
                   </a:graphicData>
                 </a:graphic>
@@ -166,15 +164,15 @@
             </w:drawing>
           </mc:Choice>
           <mc:Fallback>
-            <w:pict>
-              <v:shape style="position:absolute;margin-left:223.464005pt;margin-top:15.468172pt;width:148.35pt;height:.1pt;mso-position-horizontal-relative:page;mso-position-vertical-relative:paragraph;z-index:-15728640;mso-wrap-distance-left:0;mso-wrap-distance-right:0" id="docshape1" coordorigin="4469,309" coordsize="2967,0" path="m4469,309l7436,309e" filled="false" stroked="true" strokeweight=".3985pt" strokecolor="#000000">
-                <v:path arrowok="t"/>
-                <v:stroke dashstyle="solid"/>
-                <w10:wrap type="topAndBottom"/>
-              </v:shape>
-            </w:pict>
+            <w:pict/>
           </mc:Fallback>
         </mc:AlternateContent>
+      </w:r>
+      <w:r>
+        <w:rPr>
+          <w:b/>
+          <w:sz w:val="24"/>
+        </w:rPr>
         <w:t>Độc</w:t>
       </w:r>
       <w:r>
@@ -287,16 +285,22 @@
     <w:p>
       <w:pPr>
         <w:pStyle w:val="BodyText"/>
-        <w:spacing w:before="4"/>
-        <w:ind w:left="0"/>
+        <w:spacing w:before="4" w:after="0"/>
+        <w:ind w:start="0" w:end="0"/>
         <w:rPr>
           <w:b/>
         </w:rPr>
       </w:pPr>
+      <w:r>
+        <w:rPr>
+          <w:b/>
+        </w:rPr>
+      </w:r>
     </w:p>
     <w:p>
       <w:pPr>
         <w:pStyle w:val="Heading1"/>
+        <w:rPr/>
       </w:pPr>
       <w:r>
         <w:rPr/>
@@ -348,19 +352,26 @@
     <w:p>
       <w:pPr>
         <w:pStyle w:val="BodyText"/>
-        <w:spacing w:before="187"/>
-        <w:ind w:left="0"/>
+        <w:spacing w:before="187" w:after="0"/>
+        <w:ind w:start="0" w:end="0"/>
         <w:rPr>
           <w:b/>
           <w:sz w:val="34"/>
         </w:rPr>
       </w:pPr>
+      <w:r>
+        <w:rPr>
+          <w:b/>
+          <w:sz w:val="34"/>
+        </w:rPr>
+      </w:r>
     </w:p>
     <w:p>
       <w:pPr>
         <w:pStyle w:val="BodyText"/>
-        <w:spacing w:line="266" w:lineRule="auto" w:before="0"/>
-        <w:ind w:right="5040"/>
+        <w:spacing w:lineRule="auto" w:line="266" w:before="0" w:after="0"/>
+        <w:ind w:start="28" w:end="5040"/>
+        <w:rPr/>
       </w:pPr>
       <w:r>
         <w:rPr/>
@@ -394,7 +405,7 @@
       </w:r>
       <w:r>
         <w:rPr/>
-        <w:t>{contractDay}tháng{contractMonth} năm</w:t>
+        <w:t>{contractDay} tháng {contractMonth} năm</w:t>
       </w:r>
       <w:r>
         <w:rPr>
@@ -410,8 +421,9 @@
     <w:p>
       <w:pPr>
         <w:pStyle w:val="BodyText"/>
-        <w:spacing w:line="266" w:lineRule="auto" w:before="0"/>
-        <w:ind w:right="3157"/>
+        <w:spacing w:lineRule="auto" w:line="266" w:before="0" w:after="0"/>
+        <w:ind w:start="28" w:end="3157"/>
+        <w:rPr/>
       </w:pPr>
       <w:r>
         <w:rPr/>
@@ -531,9 +543,13 @@
     <w:p>
       <w:pPr>
         <w:pStyle w:val="BodyText"/>
-        <w:spacing w:before="78"/>
-        <w:ind w:left="0"/>
+        <w:spacing w:before="78" w:after="0"/>
+        <w:ind w:start="0" w:end="0"/>
+        <w:rPr/>
       </w:pPr>
+      <w:r>
+        <w:rPr/>
+      </w:r>
     </w:p>
     <w:p>
       <w:pPr>
@@ -543,11 +559,13 @@
           <w:numId w:val="1"/>
         </w:numPr>
         <w:tabs>
-          <w:tab w:pos="239" w:val="left" w:leader="none"/>
+          <w:tab w:val="clear" w:pos="720"/>
+          <w:tab w:val="left" w:pos="239" w:leader="none"/>
         </w:tabs>
-        <w:spacing w:line="240" w:lineRule="auto" w:before="0" w:after="0"/>
-        <w:ind w:left="239" w:right="0" w:hanging="211"/>
-        <w:jc w:val="left"/>
+        <w:spacing w:lineRule="auto" w:line="240" w:before="0" w:after="0"/>
+        <w:ind w:hanging="211" w:start="239" w:end="0"/>
+        <w:jc w:val="start"/>
+        <w:rPr/>
       </w:pPr>
       <w:r>
         <w:rPr/>
@@ -640,6 +658,7 @@
       <w:pPr>
         <w:pStyle w:val="BodyText"/>
         <w:jc w:val="both"/>
+        <w:rPr/>
       </w:pPr>
       <w:r>
         <w:rPr/>
@@ -731,9 +750,10 @@
     <w:p>
       <w:pPr>
         <w:pStyle w:val="BodyText"/>
-        <w:spacing w:line="266" w:lineRule="auto" w:before="31"/>
-        <w:ind w:right="2357"/>
+        <w:spacing w:lineRule="auto" w:line="266" w:before="31" w:after="0"/>
+        <w:ind w:start="28" w:end="2357"/>
         <w:jc w:val="both"/>
+        <w:rPr/>
       </w:pPr>
       <w:r>
         <w:rPr/>
@@ -873,9 +893,13 @@
     <w:p>
       <w:pPr>
         <w:pStyle w:val="BodyText"/>
-        <w:spacing w:before="77"/>
-        <w:ind w:left="0"/>
+        <w:spacing w:before="77" w:after="0"/>
+        <w:ind w:start="0" w:end="0"/>
+        <w:rPr/>
       </w:pPr>
+      <w:r>
+        <w:rPr/>
+      </w:r>
     </w:p>
     <w:p>
       <w:pPr>
@@ -885,11 +909,13 @@
           <w:numId w:val="1"/>
         </w:numPr>
         <w:tabs>
-          <w:tab w:pos="332" w:val="left" w:leader="none"/>
+          <w:tab w:val="clear" w:pos="720"/>
+          <w:tab w:val="left" w:pos="332" w:leader="none"/>
         </w:tabs>
-        <w:spacing w:line="240" w:lineRule="auto" w:before="1" w:after="0"/>
-        <w:ind w:left="332" w:right="0" w:hanging="304"/>
-        <w:jc w:val="left"/>
+        <w:spacing w:lineRule="auto" w:line="240" w:before="1" w:after="0"/>
+        <w:ind w:hanging="304" w:start="332" w:end="0"/>
+        <w:jc w:val="start"/>
+        <w:rPr/>
       </w:pPr>
       <w:r>
         <w:rPr/>
@@ -962,17 +988,20 @@
       <w:pPr>
         <w:pStyle w:val="BodyText"/>
         <w:tabs>
-          <w:tab w:pos="6782" w:val="left" w:leader="none"/>
+          <w:tab w:val="clear" w:pos="720"/>
+          <w:tab w:val="left" w:pos="6782" w:leader="none"/>
         </w:tabs>
+        <w:rPr/>
       </w:pPr>
       <w:r>
         <w:rPr/>
-        <w:t xml:space="preserve">Ông (bà): {tenantName};    Năm sinh: {tenantYob}</w:t>
+        <w:t>Ông (bà): {tenantName};    Năm sinh: {tenantYob}</w:t>
       </w:r>
     </w:p>
     <w:p>
       <w:pPr>
         <w:pStyle w:val="BodyText"/>
+        <w:rPr/>
       </w:pPr>
       <w:r>
         <w:rPr/>
@@ -988,7 +1017,7 @@
         <w:rPr>
           <w:spacing w:val="19"/>
         </w:rPr>
-        <w:t>CCCD:{tenantNationalId}</w:t>
+        <w:t>CCCD: {tenantNationalId}</w:t>
       </w:r>
       <w:r>
         <w:rPr>
@@ -998,7 +1027,7 @@
       </w:r>
       <w:r>
         <w:rPr/>
-        <w:t>;cấp</w:t>
+        <w:t>; cấp</w:t>
       </w:r>
       <w:r>
         <w:rPr>
@@ -1008,7 +1037,7 @@
       </w:r>
       <w:r>
         <w:rPr/>
-        <w:t>ngày{tenantIdDate}</w:t>
+        <w:t>ngày {tenantIdDate}</w:t>
       </w:r>
       <w:r>
         <w:rPr>
@@ -1235,151 +1264,56 @@
           <w:spacing w:val="-34"/>
         </w:rPr>
         <w:t xml:space="preserve"> </w:t>
-      </w:r>
-      <w:r>
-        <w:rPr/>
-        <w:t>.</w:t>
-      </w:r>
-      <w:r>
-        <w:rPr>
-          <w:spacing w:val="-33"/>
-        </w:rPr>
-        <w:t xml:space="preserve"> </w:t>
-      </w:r>
-      <w:r>
-        <w:rPr/>
-        <w:t>.</w:t>
-      </w:r>
-      <w:r>
-        <w:rPr>
-          <w:spacing w:val="-34"/>
-        </w:rPr>
-        <w:t xml:space="preserve"> </w:t>
-      </w:r>
-      <w:r>
-        <w:rPr/>
-        <w:t>.</w:t>
-      </w:r>
-      <w:r>
-        <w:rPr>
-          <w:spacing w:val="-34"/>
-        </w:rPr>
-        <w:t xml:space="preserve"> </w:t>
-      </w:r>
-      <w:r>
-        <w:rPr/>
-        <w:t>.</w:t>
-      </w:r>
-      <w:r>
-        <w:rPr>
-          <w:spacing w:val="-33"/>
-        </w:rPr>
-        <w:t xml:space="preserve"> </w:t>
-      </w:r>
-      <w:r>
-        <w:rPr/>
-        <w:t>.</w:t>
-      </w:r>
-      <w:r>
-        <w:rPr>
-          <w:spacing w:val="-34"/>
-        </w:rPr>
-        <w:t xml:space="preserve"> </w:t>
-      </w:r>
-      <w:r>
-        <w:rPr/>
-        <w:t>.</w:t>
-      </w:r>
-      <w:r>
-        <w:rPr>
-          <w:spacing w:val="-34"/>
-        </w:rPr>
-        <w:t xml:space="preserve"> </w:t>
-      </w:r>
-      <w:r>
-        <w:rPr/>
-        <w:t>.</w:t>
-      </w:r>
-      <w:r>
-        <w:rPr>
-          <w:spacing w:val="-33"/>
-        </w:rPr>
-        <w:t xml:space="preserve"> </w:t>
-      </w:r>
-      <w:r>
-        <w:rPr/>
-        <w:t>.</w:t>
-      </w:r>
-      <w:r>
-        <w:rPr>
-          <w:spacing w:val="-34"/>
-        </w:rPr>
-        <w:t xml:space="preserve"> </w:t>
-      </w:r>
-      <w:r>
-        <w:rPr/>
-        <w:t>.</w:t>
-      </w:r>
-      <w:r>
-        <w:rPr>
-          <w:spacing w:val="-34"/>
-        </w:rPr>
-        <w:t xml:space="preserve"> </w:t>
-      </w:r>
-      <w:r>
-        <w:rPr/>
-        <w:t>.</w:t>
-      </w:r>
-      <w:r>
-        <w:rPr>
-          <w:spacing w:val="-33"/>
-        </w:rPr>
-        <w:t xml:space="preserve"> </w:t>
-      </w:r>
-      <w:r>
-        <w:rPr>
-          <w:spacing w:val="-10"/>
-        </w:rPr>
-        <w:t>.</w:t>
       </w:r>
     </w:p>
     <w:p>
       <w:pPr>
         <w:pStyle w:val="BodyText"/>
+        <w:rPr/>
       </w:pPr>
       <w:r>
         <w:rPr/>
-        <w:t xml:space="preserve">Địa chỉ thường trú: {tenantHometown}</w:t>
+        <w:t>Địa chỉ thường trú: {tenantHometown}</w:t>
       </w:r>
     </w:p>
     <w:p>
       <w:pPr>
         <w:pStyle w:val="BodyText"/>
-        <w:spacing w:before="31"/>
+        <w:spacing w:before="31" w:after="0"/>
+        <w:rPr/>
       </w:pPr>
       <w:r>
         <w:rPr/>
-        <w:t xml:space="preserve">Điện thoại: {tenantPhone}</w:t>
+        <w:t>Điện thoại: {tenantPhone}</w:t>
       </w:r>
     </w:p>
     <w:p>
       <w:pPr>
         <w:pStyle w:val="BodyText"/>
-        <w:spacing w:before="0"/>
-        <w:ind w:left="0"/>
+        <w:spacing w:before="0" w:after="0"/>
+        <w:ind w:start="0" w:end="0"/>
+        <w:rPr/>
       </w:pPr>
+      <w:r>
+        <w:rPr/>
+      </w:r>
     </w:p>
     <w:p>
       <w:pPr>
         <w:pStyle w:val="BodyText"/>
-        <w:spacing w:before="73"/>
-        <w:ind w:left="0"/>
+        <w:spacing w:before="73" w:after="0"/>
+        <w:ind w:start="0" w:end="0"/>
+        <w:rPr/>
       </w:pPr>
+      <w:r>
+        <w:rPr/>
+      </w:r>
     </w:p>
     <w:p>
       <w:pPr>
         <w:pStyle w:val="Heading3"/>
-        <w:spacing w:line="266" w:lineRule="auto"/>
+        <w:spacing w:lineRule="auto" w:line="266"/>
+        <w:rPr/>
       </w:pPr>
       <w:r>
         <w:rPr/>
@@ -1554,14 +1488,13 @@
           <w:numId w:val="1"/>
         </w:numPr>
         <w:tabs>
-          <w:tab w:pos="286" w:val="left" w:leader="none"/>
+          <w:tab w:val="clear" w:pos="720"/>
+          <w:tab w:val="left" w:pos="286" w:leader="none"/>
         </w:tabs>
-        <w:spacing w:line="240" w:lineRule="auto" w:before="265" w:after="0"/>
-        <w:ind w:left="286" w:right="0" w:hanging="258"/>
-        <w:jc w:val="left"/>
-        <w:rPr>
-          <w:sz w:val="24"/>
-        </w:rPr>
+        <w:spacing w:lineRule="auto" w:line="240" w:before="265" w:after="0"/>
+        <w:ind w:hanging="258" w:start="286" w:end="0"/>
+        <w:jc w:val="start"/>
+        <w:rPr/>
       </w:pPr>
       <w:r>
         <w:rPr>
@@ -2589,6 +2522,7 @@
     <w:p>
       <w:pPr>
         <w:pStyle w:val="BodyText"/>
+        <w:rPr/>
       </w:pPr>
       <w:r>
         <w:rPr/>
@@ -2942,6 +2876,7 @@
     <w:p>
       <w:pPr>
         <w:pStyle w:val="BodyText"/>
+        <w:rPr/>
       </w:pPr>
       <w:r>
         <w:rPr/>
@@ -3794,7 +3729,8 @@
     <w:p>
       <w:pPr>
         <w:pStyle w:val="BodyText"/>
-        <w:spacing w:before="31"/>
+        <w:spacing w:before="31" w:after="0"/>
+        <w:rPr/>
       </w:pPr>
       <w:r>
         <w:rPr>
@@ -4856,14 +4792,13 @@
           <w:numId w:val="1"/>
         </w:numPr>
         <w:tabs>
-          <w:tab w:pos="286" w:val="left" w:leader="none"/>
+          <w:tab w:val="clear" w:pos="720"/>
+          <w:tab w:val="left" w:pos="286" w:leader="none"/>
         </w:tabs>
-        <w:spacing w:line="240" w:lineRule="auto" w:before="97" w:after="0"/>
-        <w:ind w:left="286" w:right="0" w:hanging="258"/>
-        <w:jc w:val="left"/>
-        <w:rPr>
-          <w:sz w:val="24"/>
-        </w:rPr>
+        <w:spacing w:lineRule="auto" w:line="240" w:before="97" w:after="0"/>
+        <w:ind w:hanging="258" w:start="286" w:end="0"/>
+        <w:jc w:val="start"/>
+        <w:rPr/>
       </w:pPr>
       <w:r>
         <w:rPr>
@@ -5891,6 +5826,7 @@
     <w:p>
       <w:pPr>
         <w:pStyle w:val="BodyText"/>
+        <w:rPr/>
       </w:pPr>
       <w:r>
         <w:rPr/>
@@ -6244,6 +6180,7 @@
     <w:p>
       <w:pPr>
         <w:pStyle w:val="BodyText"/>
+        <w:rPr/>
       </w:pPr>
       <w:r>
         <w:rPr/>
@@ -7096,7 +7033,8 @@
     <w:p>
       <w:pPr>
         <w:pStyle w:val="BodyText"/>
-        <w:spacing w:before="31"/>
+        <w:spacing w:before="31" w:after="0"/>
+        <w:rPr/>
       </w:pPr>
       <w:r>
         <w:rPr>
@@ -8158,14 +8096,13 @@
           <w:numId w:val="1"/>
         </w:numPr>
         <w:tabs>
-          <w:tab w:pos="286" w:val="left" w:leader="none"/>
+          <w:tab w:val="clear" w:pos="720"/>
+          <w:tab w:val="left" w:pos="286" w:leader="none"/>
         </w:tabs>
-        <w:spacing w:line="240" w:lineRule="auto" w:before="97" w:after="0"/>
-        <w:ind w:left="286" w:right="0" w:hanging="258"/>
-        <w:jc w:val="left"/>
-        <w:rPr>
-          <w:sz w:val="24"/>
-        </w:rPr>
+        <w:spacing w:lineRule="auto" w:line="240" w:before="97" w:after="0"/>
+        <w:ind w:hanging="258" w:start="286" w:end="0"/>
+        <w:jc w:val="start"/>
+        <w:rPr/>
       </w:pPr>
       <w:r>
         <w:rPr>
@@ -9193,6 +9130,7 @@
     <w:p>
       <w:pPr>
         <w:pStyle w:val="BodyText"/>
+        <w:rPr/>
       </w:pPr>
       <w:r>
         <w:rPr/>
@@ -9546,7 +9484,8 @@
     <w:p>
       <w:pPr>
         <w:pStyle w:val="BodyText"/>
-        <w:spacing w:before="31"/>
+        <w:spacing w:before="31" w:after="0"/>
+        <w:rPr/>
       </w:pPr>
       <w:r>
         <w:rPr/>
@@ -10399,6 +10338,7 @@
     <w:p>
       <w:pPr>
         <w:pStyle w:val="BodyText"/>
+        <w:rPr/>
       </w:pPr>
       <w:r>
         <w:rPr>
@@ -11460,14 +11400,13 @@
           <w:numId w:val="1"/>
         </w:numPr>
         <w:tabs>
-          <w:tab w:pos="286" w:val="left" w:leader="none"/>
+          <w:tab w:val="clear" w:pos="720"/>
+          <w:tab w:val="left" w:pos="286" w:leader="none"/>
         </w:tabs>
-        <w:spacing w:line="240" w:lineRule="auto" w:before="97" w:after="0"/>
-        <w:ind w:left="286" w:right="0" w:hanging="258"/>
-        <w:jc w:val="left"/>
-        <w:rPr>
-          <w:sz w:val="24"/>
-        </w:rPr>
+        <w:spacing w:lineRule="auto" w:line="240" w:before="97" w:after="0"/>
+        <w:ind w:hanging="258" w:start="286" w:end="0"/>
+        <w:jc w:val="start"/>
+        <w:rPr/>
       </w:pPr>
       <w:r>
         <w:rPr>
@@ -12495,6 +12434,7 @@
     <w:p>
       <w:pPr>
         <w:pStyle w:val="BodyText"/>
+        <w:rPr/>
       </w:pPr>
       <w:r>
         <w:rPr/>
@@ -12848,7 +12788,8 @@
     <w:p>
       <w:pPr>
         <w:pStyle w:val="BodyText"/>
-        <w:spacing w:before="31"/>
+        <w:spacing w:before="31" w:after="0"/>
+        <w:rPr/>
       </w:pPr>
       <w:r>
         <w:rPr/>
@@ -13701,6 +13642,8 @@
     <w:p>
       <w:pPr>
         <w:pStyle w:val="BodyText"/>
+        <w:spacing w:before="30" w:after="0"/>
+        <w:rPr/>
       </w:pPr>
       <w:r>
         <w:rPr>
@@ -13718,1032 +13661,227 @@
         <w:rPr>
           <w:spacing w:val="-2"/>
         </w:rPr>
-        <w:t>thoại:......</w:t>
-      </w:r>
-      <w:r>
-        <w:rPr>
-          <w:spacing w:val="52"/>
-          <w:w w:val="150"/>
-        </w:rPr>
-        <w:t xml:space="preserve"> </w:t>
-      </w:r>
-      <w:r>
-        <w:rPr>
-          <w:spacing w:val="-2"/>
-        </w:rPr>
-        <w:t>.</w:t>
-      </w:r>
-      <w:r>
-        <w:rPr>
-          <w:spacing w:val="-33"/>
-        </w:rPr>
-        <w:t xml:space="preserve"> </w:t>
-      </w:r>
-      <w:r>
-        <w:rPr>
-          <w:spacing w:val="-2"/>
-        </w:rPr>
-        <w:t>.</w:t>
-      </w:r>
-      <w:r>
-        <w:rPr>
-          <w:spacing w:val="-32"/>
-        </w:rPr>
-        <w:t xml:space="preserve"> </w:t>
-      </w:r>
-      <w:r>
-        <w:rPr>
-          <w:spacing w:val="-2"/>
-        </w:rPr>
-        <w:t>.</w:t>
-      </w:r>
-      <w:r>
-        <w:rPr>
-          <w:spacing w:val="-33"/>
-        </w:rPr>
-        <w:t xml:space="preserve"> </w:t>
-      </w:r>
-      <w:r>
-        <w:rPr>
-          <w:spacing w:val="-2"/>
-        </w:rPr>
-        <w:t>.</w:t>
-      </w:r>
-      <w:r>
-        <w:rPr>
-          <w:spacing w:val="-33"/>
-        </w:rPr>
-        <w:t xml:space="preserve"> </w:t>
-      </w:r>
-      <w:r>
-        <w:rPr>
-          <w:spacing w:val="-2"/>
-        </w:rPr>
-        <w:t>.</w:t>
-      </w:r>
-      <w:r>
-        <w:rPr>
-          <w:spacing w:val="-32"/>
-        </w:rPr>
-        <w:t xml:space="preserve"> </w:t>
-      </w:r>
-      <w:r>
-        <w:rPr>
-          <w:spacing w:val="-2"/>
-        </w:rPr>
-        <w:t>.</w:t>
-      </w:r>
-      <w:r>
-        <w:rPr>
-          <w:spacing w:val="-33"/>
-        </w:rPr>
-        <w:t xml:space="preserve"> </w:t>
-      </w:r>
-      <w:r>
-        <w:rPr>
-          <w:spacing w:val="-2"/>
-        </w:rPr>
-        <w:t>.</w:t>
-      </w:r>
-      <w:r>
-        <w:rPr>
-          <w:spacing w:val="-32"/>
-        </w:rPr>
-        <w:t xml:space="preserve"> </w:t>
-      </w:r>
-      <w:r>
-        <w:rPr>
-          <w:spacing w:val="-2"/>
-        </w:rPr>
-        <w:t>.</w:t>
-      </w:r>
-      <w:r>
-        <w:rPr>
-          <w:spacing w:val="-33"/>
-        </w:rPr>
-        <w:t xml:space="preserve"> </w:t>
-      </w:r>
-      <w:r>
-        <w:rPr>
-          <w:spacing w:val="-2"/>
-        </w:rPr>
-        <w:t>.</w:t>
-      </w:r>
-      <w:r>
-        <w:rPr>
-          <w:spacing w:val="-32"/>
-        </w:rPr>
-        <w:t xml:space="preserve"> </w:t>
-      </w:r>
-      <w:r>
-        <w:rPr>
-          <w:spacing w:val="-2"/>
-        </w:rPr>
-        <w:t>.</w:t>
-      </w:r>
-      <w:r>
-        <w:rPr>
-          <w:spacing w:val="-33"/>
-        </w:rPr>
-        <w:t xml:space="preserve"> </w:t>
-      </w:r>
-      <w:r>
-        <w:rPr>
-          <w:spacing w:val="-2"/>
-        </w:rPr>
-        <w:t>.</w:t>
-      </w:r>
-      <w:r>
-        <w:rPr>
-          <w:spacing w:val="-32"/>
-        </w:rPr>
-        <w:t xml:space="preserve"> </w:t>
-      </w:r>
-      <w:r>
-        <w:rPr>
-          <w:spacing w:val="-2"/>
-        </w:rPr>
-        <w:t>.</w:t>
-      </w:r>
-      <w:r>
-        <w:rPr>
-          <w:spacing w:val="-33"/>
-        </w:rPr>
-        <w:t xml:space="preserve"> </w:t>
-      </w:r>
-      <w:r>
-        <w:rPr>
-          <w:spacing w:val="-2"/>
-        </w:rPr>
-        <w:t>.</w:t>
-      </w:r>
-      <w:r>
-        <w:rPr>
-          <w:spacing w:val="-32"/>
-        </w:rPr>
-        <w:t xml:space="preserve"> </w:t>
-      </w:r>
-      <w:r>
-        <w:rPr>
-          <w:spacing w:val="-2"/>
-        </w:rPr>
-        <w:t>.</w:t>
-      </w:r>
-      <w:r>
-        <w:rPr>
-          <w:spacing w:val="-33"/>
-        </w:rPr>
-        <w:t xml:space="preserve"> </w:t>
-      </w:r>
-      <w:r>
-        <w:rPr>
-          <w:spacing w:val="-2"/>
-        </w:rPr>
-        <w:t>.</w:t>
-      </w:r>
-      <w:r>
-        <w:rPr>
-          <w:spacing w:val="-32"/>
-        </w:rPr>
-        <w:t xml:space="preserve"> </w:t>
-      </w:r>
-      <w:r>
-        <w:rPr>
-          <w:spacing w:val="-2"/>
-        </w:rPr>
-        <w:t>.</w:t>
-      </w:r>
-      <w:r>
-        <w:rPr>
-          <w:spacing w:val="-33"/>
-        </w:rPr>
-        <w:t xml:space="preserve"> </w:t>
-      </w:r>
-      <w:r>
-        <w:rPr>
-          <w:spacing w:val="-2"/>
-        </w:rPr>
-        <w:t>.</w:t>
-      </w:r>
-      <w:r>
-        <w:rPr>
-          <w:spacing w:val="-32"/>
-        </w:rPr>
-        <w:t xml:space="preserve"> </w:t>
-      </w:r>
-      <w:r>
-        <w:rPr>
-          <w:spacing w:val="-2"/>
-        </w:rPr>
-        <w:t>.</w:t>
-      </w:r>
-      <w:r>
-        <w:rPr>
-          <w:spacing w:val="-33"/>
-        </w:rPr>
-        <w:t xml:space="preserve"> </w:t>
-      </w:r>
-      <w:r>
-        <w:rPr>
-          <w:spacing w:val="-2"/>
-        </w:rPr>
-        <w:t>.</w:t>
-      </w:r>
-      <w:r>
-        <w:rPr>
-          <w:spacing w:val="-32"/>
-        </w:rPr>
-        <w:t xml:space="preserve"> </w:t>
-      </w:r>
-      <w:r>
-        <w:rPr>
-          <w:spacing w:val="-2"/>
-        </w:rPr>
-        <w:t>.</w:t>
-      </w:r>
-      <w:r>
-        <w:rPr>
-          <w:spacing w:val="-33"/>
-        </w:rPr>
-        <w:t xml:space="preserve"> </w:t>
-      </w:r>
-      <w:r>
-        <w:rPr>
-          <w:spacing w:val="-2"/>
-        </w:rPr>
-        <w:t>.</w:t>
-      </w:r>
-      <w:r>
-        <w:rPr>
-          <w:spacing w:val="-32"/>
-        </w:rPr>
-        <w:t xml:space="preserve"> </w:t>
-      </w:r>
-      <w:r>
-        <w:rPr>
-          <w:spacing w:val="-2"/>
-        </w:rPr>
-        <w:t>.</w:t>
-      </w:r>
-      <w:r>
-        <w:rPr>
-          <w:spacing w:val="-33"/>
-        </w:rPr>
-        <w:t xml:space="preserve"> </w:t>
-      </w:r>
-      <w:r>
-        <w:rPr>
-          <w:spacing w:val="-2"/>
-        </w:rPr>
-        <w:t>.</w:t>
-      </w:r>
-      <w:r>
-        <w:rPr>
-          <w:spacing w:val="-32"/>
-        </w:rPr>
-        <w:t xml:space="preserve"> </w:t>
-      </w:r>
-      <w:r>
-        <w:rPr>
-          <w:spacing w:val="-2"/>
-        </w:rPr>
-        <w:t>.</w:t>
-      </w:r>
-      <w:r>
-        <w:rPr>
-          <w:spacing w:val="-33"/>
-        </w:rPr>
-        <w:t xml:space="preserve"> </w:t>
-      </w:r>
-      <w:r>
-        <w:rPr>
-          <w:spacing w:val="-2"/>
-        </w:rPr>
-        <w:t>.</w:t>
-      </w:r>
-      <w:r>
-        <w:rPr>
-          <w:spacing w:val="-32"/>
-        </w:rPr>
-        <w:t xml:space="preserve"> </w:t>
-      </w:r>
-      <w:r>
-        <w:rPr>
-          <w:spacing w:val="-2"/>
-        </w:rPr>
-        <w:t>.</w:t>
-      </w:r>
-      <w:r>
-        <w:rPr>
-          <w:spacing w:val="-33"/>
-        </w:rPr>
-        <w:t xml:space="preserve"> </w:t>
-      </w:r>
-      <w:r>
-        <w:rPr>
-          <w:spacing w:val="-2"/>
-        </w:rPr>
-        <w:t>.</w:t>
-      </w:r>
-      <w:r>
-        <w:rPr>
-          <w:spacing w:val="-32"/>
-        </w:rPr>
-        <w:t xml:space="preserve"> </w:t>
-      </w:r>
-      <w:r>
-        <w:rPr>
-          <w:spacing w:val="-2"/>
-        </w:rPr>
-        <w:t>.</w:t>
-      </w:r>
-      <w:r>
-        <w:rPr>
-          <w:spacing w:val="-33"/>
-        </w:rPr>
-        <w:t xml:space="preserve"> </w:t>
-      </w:r>
-      <w:r>
-        <w:rPr>
-          <w:spacing w:val="-2"/>
-        </w:rPr>
-        <w:t>.</w:t>
-      </w:r>
-      <w:r>
-        <w:rPr>
-          <w:spacing w:val="-32"/>
-        </w:rPr>
-        <w:t xml:space="preserve"> </w:t>
-      </w:r>
-      <w:r>
-        <w:rPr>
-          <w:spacing w:val="-2"/>
-        </w:rPr>
-        <w:t>.</w:t>
-      </w:r>
-      <w:r>
-        <w:rPr>
-          <w:spacing w:val="-33"/>
-        </w:rPr>
-        <w:t xml:space="preserve"> </w:t>
-      </w:r>
-      <w:r>
-        <w:rPr>
-          <w:spacing w:val="-2"/>
-        </w:rPr>
-        <w:t>.</w:t>
-      </w:r>
-      <w:r>
-        <w:rPr>
-          <w:spacing w:val="-32"/>
-        </w:rPr>
-        <w:t xml:space="preserve"> </w:t>
-      </w:r>
-      <w:r>
-        <w:rPr>
-          <w:spacing w:val="-2"/>
-        </w:rPr>
-        <w:t>.</w:t>
-      </w:r>
-      <w:r>
-        <w:rPr>
-          <w:spacing w:val="-33"/>
-        </w:rPr>
-        <w:t xml:space="preserve"> </w:t>
-      </w:r>
-      <w:r>
-        <w:rPr>
-          <w:spacing w:val="-2"/>
-        </w:rPr>
-        <w:t>.</w:t>
-      </w:r>
-      <w:r>
-        <w:rPr>
-          <w:spacing w:val="-32"/>
-        </w:rPr>
-        <w:t xml:space="preserve"> </w:t>
-      </w:r>
-      <w:r>
-        <w:rPr>
-          <w:spacing w:val="-2"/>
-        </w:rPr>
-        <w:t>.</w:t>
-      </w:r>
-      <w:r>
-        <w:rPr>
-          <w:spacing w:val="-33"/>
-        </w:rPr>
-        <w:t xml:space="preserve"> </w:t>
-      </w:r>
-      <w:r>
-        <w:rPr>
-          <w:spacing w:val="-2"/>
-        </w:rPr>
-        <w:t>.</w:t>
-      </w:r>
-      <w:r>
-        <w:rPr>
-          <w:spacing w:val="-32"/>
-        </w:rPr>
-        <w:t xml:space="preserve"> </w:t>
-      </w:r>
-      <w:r>
-        <w:rPr>
-          <w:spacing w:val="-2"/>
-        </w:rPr>
-        <w:t>.</w:t>
-      </w:r>
-      <w:r>
-        <w:rPr>
-          <w:spacing w:val="-33"/>
-        </w:rPr>
-        <w:t xml:space="preserve"> </w:t>
-      </w:r>
-      <w:r>
-        <w:rPr>
-          <w:spacing w:val="-2"/>
-        </w:rPr>
-        <w:t>.</w:t>
-      </w:r>
-      <w:r>
-        <w:rPr>
-          <w:spacing w:val="-33"/>
-        </w:rPr>
-        <w:t xml:space="preserve"> </w:t>
-      </w:r>
-      <w:r>
-        <w:rPr>
-          <w:spacing w:val="-2"/>
-        </w:rPr>
-        <w:t>.</w:t>
-      </w:r>
-      <w:r>
-        <w:rPr>
-          <w:spacing w:val="-32"/>
-        </w:rPr>
-        <w:t xml:space="preserve"> </w:t>
-      </w:r>
-      <w:r>
-        <w:rPr>
-          <w:spacing w:val="-2"/>
-        </w:rPr>
-        <w:t>.</w:t>
-      </w:r>
-      <w:r>
-        <w:rPr>
-          <w:spacing w:val="-33"/>
-        </w:rPr>
-        <w:t xml:space="preserve"> </w:t>
-      </w:r>
-      <w:r>
-        <w:rPr>
-          <w:spacing w:val="-2"/>
-        </w:rPr>
-        <w:t>.</w:t>
-      </w:r>
-      <w:r>
-        <w:rPr>
-          <w:spacing w:val="-32"/>
-        </w:rPr>
-        <w:t xml:space="preserve"> </w:t>
-      </w:r>
-      <w:r>
-        <w:rPr>
-          <w:spacing w:val="-2"/>
-        </w:rPr>
-        <w:t>.</w:t>
-      </w:r>
-      <w:r>
-        <w:rPr>
-          <w:spacing w:val="-33"/>
-        </w:rPr>
-        <w:t xml:space="preserve"> </w:t>
-      </w:r>
-      <w:r>
-        <w:rPr>
-          <w:spacing w:val="-2"/>
-        </w:rPr>
-        <w:t>.</w:t>
-      </w:r>
-      <w:r>
-        <w:rPr>
-          <w:spacing w:val="-32"/>
-        </w:rPr>
-        <w:t xml:space="preserve"> </w:t>
-      </w:r>
-      <w:r>
-        <w:rPr>
-          <w:spacing w:val="-2"/>
-        </w:rPr>
-        <w:t>.</w:t>
-      </w:r>
-      <w:r>
-        <w:rPr>
-          <w:spacing w:val="-33"/>
-        </w:rPr>
-        <w:t xml:space="preserve"> </w:t>
-      </w:r>
-      <w:r>
-        <w:rPr>
-          <w:spacing w:val="-2"/>
-        </w:rPr>
-        <w:t>.</w:t>
-      </w:r>
-      <w:r>
-        <w:rPr>
-          <w:spacing w:val="-32"/>
-        </w:rPr>
-        <w:t xml:space="preserve"> </w:t>
-      </w:r>
-      <w:r>
-        <w:rPr>
-          <w:spacing w:val="-2"/>
-        </w:rPr>
-        <w:t>.</w:t>
-      </w:r>
-      <w:r>
-        <w:rPr>
-          <w:spacing w:val="-33"/>
-        </w:rPr>
-        <w:t xml:space="preserve"> </w:t>
-      </w:r>
-      <w:r>
-        <w:rPr>
-          <w:spacing w:val="-2"/>
-        </w:rPr>
-        <w:t>.</w:t>
-      </w:r>
-      <w:r>
-        <w:rPr>
-          <w:spacing w:val="-32"/>
-        </w:rPr>
-        <w:t xml:space="preserve"> </w:t>
-      </w:r>
-      <w:r>
-        <w:rPr>
-          <w:spacing w:val="-2"/>
-        </w:rPr>
-        <w:t>.</w:t>
-      </w:r>
-      <w:r>
-        <w:rPr>
-          <w:spacing w:val="-33"/>
-        </w:rPr>
-        <w:t xml:space="preserve"> </w:t>
-      </w:r>
-      <w:r>
-        <w:rPr>
-          <w:spacing w:val="-2"/>
-        </w:rPr>
-        <w:t>.</w:t>
-      </w:r>
-      <w:r>
-        <w:rPr>
-          <w:spacing w:val="-32"/>
-        </w:rPr>
-        <w:t xml:space="preserve"> </w:t>
-      </w:r>
-      <w:r>
-        <w:rPr>
-          <w:spacing w:val="-2"/>
-        </w:rPr>
-        <w:t>.</w:t>
-      </w:r>
-      <w:r>
-        <w:rPr>
-          <w:spacing w:val="-33"/>
-        </w:rPr>
-        <w:t xml:space="preserve"> </w:t>
-      </w:r>
-      <w:r>
-        <w:rPr>
-          <w:spacing w:val="-2"/>
-        </w:rPr>
-        <w:t>.</w:t>
-      </w:r>
-      <w:r>
-        <w:rPr>
-          <w:spacing w:val="-32"/>
-        </w:rPr>
-        <w:t xml:space="preserve"> </w:t>
-      </w:r>
-      <w:r>
-        <w:rPr>
-          <w:spacing w:val="-2"/>
-        </w:rPr>
-        <w:t>.</w:t>
-      </w:r>
-      <w:r>
-        <w:rPr>
-          <w:spacing w:val="-33"/>
-        </w:rPr>
-        <w:t xml:space="preserve"> </w:t>
-      </w:r>
-      <w:r>
-        <w:rPr>
-          <w:spacing w:val="-2"/>
-        </w:rPr>
-        <w:t>.</w:t>
-      </w:r>
-      <w:r>
-        <w:rPr>
-          <w:spacing w:val="-32"/>
-        </w:rPr>
-        <w:t xml:space="preserve"> </w:t>
-      </w:r>
-      <w:r>
-        <w:rPr>
-          <w:spacing w:val="-2"/>
-        </w:rPr>
-        <w:t>.</w:t>
-      </w:r>
-      <w:r>
-        <w:rPr>
-          <w:spacing w:val="-33"/>
-        </w:rPr>
-        <w:t xml:space="preserve"> </w:t>
-      </w:r>
-      <w:r>
-        <w:rPr>
-          <w:spacing w:val="-2"/>
-        </w:rPr>
-        <w:t>.</w:t>
-      </w:r>
-      <w:r>
-        <w:rPr>
-          <w:spacing w:val="-32"/>
-        </w:rPr>
-        <w:t xml:space="preserve"> </w:t>
-      </w:r>
-      <w:r>
-        <w:rPr>
-          <w:spacing w:val="-2"/>
-        </w:rPr>
-        <w:t>.</w:t>
-      </w:r>
-      <w:r>
-        <w:rPr>
-          <w:spacing w:val="-33"/>
-        </w:rPr>
-        <w:t xml:space="preserve"> </w:t>
-      </w:r>
-      <w:r>
-        <w:rPr>
-          <w:spacing w:val="-2"/>
-        </w:rPr>
-        <w:t>.</w:t>
-      </w:r>
-      <w:r>
-        <w:rPr>
-          <w:spacing w:val="-32"/>
-        </w:rPr>
-        <w:t xml:space="preserve"> </w:t>
-      </w:r>
-      <w:r>
-        <w:rPr>
-          <w:spacing w:val="-2"/>
-        </w:rPr>
-        <w:t>.</w:t>
-      </w:r>
-      <w:r>
-        <w:rPr>
-          <w:spacing w:val="-33"/>
-        </w:rPr>
-        <w:t xml:space="preserve"> </w:t>
-      </w:r>
-      <w:r>
-        <w:rPr>
-          <w:spacing w:val="-2"/>
-        </w:rPr>
-        <w:t>.</w:t>
-      </w:r>
-      <w:r>
-        <w:rPr>
-          <w:spacing w:val="-32"/>
-        </w:rPr>
-        <w:t xml:space="preserve"> </w:t>
-      </w:r>
-      <w:r>
-        <w:rPr>
-          <w:spacing w:val="-2"/>
-        </w:rPr>
-        <w:t>.</w:t>
-      </w:r>
-      <w:r>
-        <w:rPr>
-          <w:spacing w:val="-33"/>
-        </w:rPr>
-        <w:t xml:space="preserve"> </w:t>
-      </w:r>
-      <w:r>
-        <w:rPr>
-          <w:spacing w:val="-2"/>
-        </w:rPr>
-        <w:t>.</w:t>
-      </w:r>
-      <w:r>
-        <w:rPr>
-          <w:spacing w:val="-32"/>
-        </w:rPr>
-        <w:t xml:space="preserve"> </w:t>
-      </w:r>
-      <w:r>
-        <w:rPr>
-          <w:spacing w:val="-2"/>
-        </w:rPr>
-        <w:t>.</w:t>
-      </w:r>
-      <w:r>
-        <w:rPr>
-          <w:spacing w:val="-33"/>
-        </w:rPr>
-        <w:t xml:space="preserve"> </w:t>
-      </w:r>
-      <w:r>
-        <w:rPr>
-          <w:spacing w:val="-2"/>
-        </w:rPr>
-        <w:t>.</w:t>
-      </w:r>
-      <w:r>
-        <w:rPr>
-          <w:spacing w:val="-32"/>
-        </w:rPr>
-        <w:t xml:space="preserve"> </w:t>
-      </w:r>
-      <w:r>
-        <w:rPr>
-          <w:spacing w:val="-2"/>
-        </w:rPr>
-        <w:t>.</w:t>
-      </w:r>
-      <w:r>
-        <w:rPr>
-          <w:spacing w:val="-33"/>
-        </w:rPr>
-        <w:t xml:space="preserve"> </w:t>
-      </w:r>
-      <w:r>
-        <w:rPr>
-          <w:spacing w:val="-2"/>
-        </w:rPr>
-        <w:t>.</w:t>
-      </w:r>
-      <w:r>
-        <w:rPr>
-          <w:spacing w:val="-32"/>
-        </w:rPr>
-        <w:t xml:space="preserve"> </w:t>
-      </w:r>
-      <w:r>
-        <w:rPr>
-          <w:spacing w:val="-2"/>
-        </w:rPr>
-        <w:t>.</w:t>
-      </w:r>
-      <w:r>
-        <w:rPr>
-          <w:spacing w:val="-33"/>
-        </w:rPr>
-        <w:t xml:space="preserve"> </w:t>
-      </w:r>
-      <w:r>
-        <w:rPr>
-          <w:spacing w:val="-2"/>
-        </w:rPr>
-        <w:t>.</w:t>
-      </w:r>
-      <w:r>
-        <w:rPr>
-          <w:spacing w:val="-32"/>
-        </w:rPr>
-        <w:t xml:space="preserve"> </w:t>
-      </w:r>
-      <w:r>
-        <w:rPr>
-          <w:spacing w:val="-2"/>
-        </w:rPr>
-        <w:t>.</w:t>
-      </w:r>
-      <w:r>
-        <w:rPr>
-          <w:spacing w:val="-33"/>
-        </w:rPr>
-        <w:t xml:space="preserve"> </w:t>
-      </w:r>
-      <w:r>
-        <w:rPr>
-          <w:spacing w:val="-2"/>
-        </w:rPr>
-        <w:t>.</w:t>
-      </w:r>
-      <w:r>
-        <w:rPr>
-          <w:spacing w:val="-32"/>
-        </w:rPr>
-        <w:t xml:space="preserve"> </w:t>
-      </w:r>
-      <w:r>
-        <w:rPr>
-          <w:spacing w:val="-2"/>
-        </w:rPr>
-        <w:t>.</w:t>
-      </w:r>
-      <w:r>
-        <w:rPr>
-          <w:spacing w:val="-33"/>
-        </w:rPr>
-        <w:t xml:space="preserve"> </w:t>
-      </w:r>
-      <w:r>
-        <w:rPr>
-          <w:spacing w:val="-2"/>
-        </w:rPr>
-        <w:t>.</w:t>
-      </w:r>
-      <w:r>
-        <w:rPr>
-          <w:spacing w:val="-32"/>
-        </w:rPr>
-        <w:t xml:space="preserve"> </w:t>
-      </w:r>
-      <w:r>
-        <w:rPr>
-          <w:spacing w:val="-2"/>
-        </w:rPr>
-        <w:t>.</w:t>
-      </w:r>
-      <w:r>
-        <w:rPr>
-          <w:spacing w:val="-33"/>
-        </w:rPr>
-        <w:t xml:space="preserve"> </w:t>
-      </w:r>
-      <w:r>
-        <w:rPr>
-          <w:spacing w:val="-2"/>
-        </w:rPr>
-        <w:t>.</w:t>
-      </w:r>
-      <w:r>
-        <w:rPr>
-          <w:spacing w:val="-33"/>
-        </w:rPr>
-        <w:t xml:space="preserve"> </w:t>
-      </w:r>
-      <w:r>
-        <w:rPr>
-          <w:spacing w:val="-2"/>
-        </w:rPr>
-        <w:t>.</w:t>
-      </w:r>
-      <w:r>
-        <w:rPr>
-          <w:spacing w:val="-32"/>
-        </w:rPr>
-        <w:t xml:space="preserve"> </w:t>
-      </w:r>
-      <w:r>
-        <w:rPr>
-          <w:spacing w:val="-2"/>
-        </w:rPr>
-        <w:t>.</w:t>
-      </w:r>
-      <w:r>
-        <w:rPr>
-          <w:spacing w:val="-33"/>
-        </w:rPr>
-        <w:t xml:space="preserve"> </w:t>
-      </w:r>
-      <w:r>
-        <w:rPr>
-          <w:spacing w:val="-2"/>
-        </w:rPr>
-        <w:t>.</w:t>
-      </w:r>
-      <w:r>
-        <w:rPr>
-          <w:spacing w:val="-32"/>
-        </w:rPr>
-        <w:t xml:space="preserve"> </w:t>
-      </w:r>
-      <w:r>
-        <w:rPr>
-          <w:spacing w:val="-2"/>
-        </w:rPr>
-        <w:t>.</w:t>
-      </w:r>
-      <w:r>
-        <w:rPr>
-          <w:spacing w:val="-33"/>
-        </w:rPr>
-        <w:t xml:space="preserve"> </w:t>
-      </w:r>
-      <w:r>
-        <w:rPr>
-          <w:spacing w:val="-2"/>
-        </w:rPr>
-        <w:t>.</w:t>
-      </w:r>
-      <w:r>
-        <w:rPr>
-          <w:spacing w:val="-32"/>
-        </w:rPr>
-        <w:t xml:space="preserve"> </w:t>
-      </w:r>
-      <w:r>
-        <w:rPr>
-          <w:spacing w:val="-2"/>
-        </w:rPr>
-        <w:t>.</w:t>
-      </w:r>
-      <w:r>
-        <w:rPr>
-          <w:spacing w:val="-33"/>
-        </w:rPr>
-        <w:t xml:space="preserve"> </w:t>
-      </w:r>
-      <w:r>
-        <w:rPr>
-          <w:spacing w:val="-2"/>
-        </w:rPr>
-        <w:t>.</w:t>
-      </w:r>
-      <w:r>
-        <w:rPr>
-          <w:spacing w:val="-32"/>
-        </w:rPr>
-        <w:t xml:space="preserve"> </w:t>
-      </w:r>
-      <w:r>
-        <w:rPr>
-          <w:spacing w:val="-2"/>
-        </w:rPr>
-        <w:t>.</w:t>
-      </w:r>
-      <w:r>
-        <w:rPr>
-          <w:spacing w:val="-33"/>
-        </w:rPr>
-        <w:t xml:space="preserve"> </w:t>
-      </w:r>
-      <w:r>
-        <w:rPr>
-          <w:spacing w:val="-2"/>
-        </w:rPr>
-        <w:t>.</w:t>
-      </w:r>
-      <w:r>
-        <w:rPr>
-          <w:spacing w:val="-32"/>
-        </w:rPr>
-        <w:t xml:space="preserve"> </w:t>
-      </w:r>
-      <w:r>
-        <w:rPr>
-          <w:spacing w:val="-2"/>
-        </w:rPr>
-        <w:t>.</w:t>
-      </w:r>
-      <w:r>
-        <w:rPr>
-          <w:spacing w:val="-33"/>
-        </w:rPr>
-        <w:t xml:space="preserve"> </w:t>
-      </w:r>
-      <w:r>
-        <w:rPr>
-          <w:spacing w:val="-2"/>
-        </w:rPr>
-        <w:t>.</w:t>
-      </w:r>
-      <w:r>
-        <w:rPr>
-          <w:spacing w:val="-32"/>
-        </w:rPr>
-        <w:t xml:space="preserve"> </w:t>
-      </w:r>
-      <w:r>
-        <w:rPr>
-          <w:spacing w:val="-2"/>
-        </w:rPr>
-        <w:t>.</w:t>
-      </w:r>
-      <w:r>
-        <w:rPr>
-          <w:spacing w:val="-33"/>
-        </w:rPr>
-        <w:t xml:space="preserve"> </w:t>
-      </w:r>
-      <w:r>
-        <w:rPr>
-          <w:spacing w:val="-2"/>
-        </w:rPr>
-        <w:t>.</w:t>
-      </w:r>
-      <w:r>
-        <w:rPr>
-          <w:spacing w:val="-32"/>
+        <w:t>thoại: .</w:t>
+      </w:r>
+      <w:r>
+        <w:rPr>
+          <w:spacing w:val="-34"/>
+        </w:rPr>
+        <w:t xml:space="preserve"> </w:t>
+      </w:r>
+      <w:r>
+        <w:rPr>
+          <w:spacing w:val="-2"/>
+        </w:rPr>
+        <w:t>.</w:t>
+      </w:r>
+      <w:r>
+        <w:rPr>
+          <w:spacing w:val="-34"/>
+        </w:rPr>
+        <w:t xml:space="preserve"> </w:t>
+      </w:r>
+      <w:r>
+        <w:rPr>
+          <w:spacing w:val="-2"/>
+        </w:rPr>
+        <w:t>.</w:t>
+      </w:r>
+      <w:r>
+        <w:rPr>
+          <w:spacing w:val="-34"/>
+        </w:rPr>
+        <w:t xml:space="preserve"> </w:t>
+      </w:r>
+      <w:r>
+        <w:rPr>
+          <w:spacing w:val="-2"/>
+        </w:rPr>
+        <w:t>.</w:t>
+      </w:r>
+      <w:r>
+        <w:rPr>
+          <w:spacing w:val="-34"/>
+        </w:rPr>
+        <w:t xml:space="preserve"> </w:t>
+      </w:r>
+      <w:r>
+        <w:rPr>
+          <w:spacing w:val="-2"/>
+        </w:rPr>
+        <w:t>.</w:t>
+      </w:r>
+      <w:r>
+        <w:rPr>
+          <w:spacing w:val="-34"/>
+        </w:rPr>
+        <w:t xml:space="preserve"> </w:t>
+      </w:r>
+      <w:r>
+        <w:rPr>
+          <w:spacing w:val="-2"/>
+        </w:rPr>
+        <w:t>.</w:t>
+      </w:r>
+      <w:r>
+        <w:rPr>
+          <w:spacing w:val="-34"/>
+        </w:rPr>
+        <w:t xml:space="preserve"> </w:t>
+      </w:r>
+      <w:r>
+        <w:rPr>
+          <w:spacing w:val="-2"/>
+        </w:rPr>
+        <w:t>.</w:t>
+      </w:r>
+      <w:r>
+        <w:rPr>
+          <w:spacing w:val="-34"/>
+        </w:rPr>
+        <w:t xml:space="preserve"> </w:t>
+      </w:r>
+      <w:r>
+        <w:rPr>
+          <w:spacing w:val="-2"/>
+        </w:rPr>
+        <w:t>.</w:t>
+      </w:r>
+      <w:r>
+        <w:rPr>
+          <w:spacing w:val="-34"/>
+        </w:rPr>
+        <w:t xml:space="preserve"> </w:t>
+      </w:r>
+      <w:r>
+        <w:rPr>
+          <w:spacing w:val="-2"/>
+        </w:rPr>
+        <w:t>.</w:t>
+      </w:r>
+      <w:r>
+        <w:rPr>
+          <w:spacing w:val="-34"/>
+        </w:rPr>
+        <w:t xml:space="preserve"> </w:t>
+      </w:r>
+      <w:r>
+        <w:rPr>
+          <w:spacing w:val="-2"/>
+        </w:rPr>
+        <w:t>.</w:t>
+      </w:r>
+      <w:r>
+        <w:rPr>
+          <w:spacing w:val="-34"/>
+        </w:rPr>
+        <w:t xml:space="preserve"> </w:t>
+      </w:r>
+      <w:r>
+        <w:rPr>
+          <w:spacing w:val="-2"/>
+        </w:rPr>
+        <w:t>.</w:t>
+      </w:r>
+      <w:r>
+        <w:rPr>
+          <w:spacing w:val="-34"/>
+        </w:rPr>
+        <w:t xml:space="preserve"> </w:t>
+      </w:r>
+      <w:r>
+        <w:rPr>
+          <w:spacing w:val="-2"/>
+        </w:rPr>
+        <w:t>.</w:t>
+      </w:r>
+      <w:r>
+        <w:rPr>
+          <w:spacing w:val="-34"/>
+        </w:rPr>
+        <w:t xml:space="preserve"> </w:t>
+      </w:r>
+      <w:r>
+        <w:rPr>
+          <w:spacing w:val="-2"/>
+        </w:rPr>
+        <w:t>.</w:t>
+      </w:r>
+      <w:r>
+        <w:rPr>
+          <w:spacing w:val="-34"/>
+        </w:rPr>
+        <w:t xml:space="preserve"> </w:t>
+      </w:r>
+      <w:r>
+        <w:rPr>
+          <w:spacing w:val="-2"/>
+        </w:rPr>
+        <w:t>.</w:t>
+      </w:r>
+      <w:r>
+        <w:rPr>
+          <w:spacing w:val="-34"/>
+        </w:rPr>
+        <w:t xml:space="preserve"> </w:t>
+      </w:r>
+      <w:r>
+        <w:rPr>
+          <w:spacing w:val="-2"/>
+        </w:rPr>
+        <w:t>.</w:t>
+      </w:r>
+      <w:r>
+        <w:rPr>
+          <w:spacing w:val="-34"/>
+        </w:rPr>
+        <w:t xml:space="preserve"> </w:t>
+      </w:r>
+      <w:r>
+        <w:rPr>
+          <w:spacing w:val="-2"/>
+        </w:rPr>
+        <w:t>.</w:t>
+      </w:r>
+      <w:r>
+        <w:rPr>
+          <w:spacing w:val="-34"/>
+        </w:rPr>
+        <w:t xml:space="preserve"> </w:t>
+      </w:r>
+      <w:r>
+        <w:rPr>
+          <w:spacing w:val="-2"/>
+        </w:rPr>
+        <w:t>.</w:t>
+      </w:r>
+      <w:r>
+        <w:rPr>
+          <w:spacing w:val="-34"/>
+        </w:rPr>
+        <w:t xml:space="preserve"> </w:t>
+      </w:r>
+      <w:r>
+        <w:rPr>
+          <w:spacing w:val="-2"/>
+        </w:rPr>
+        <w:t>.</w:t>
+      </w:r>
+      <w:r>
+        <w:rPr>
+          <w:spacing w:val="-34"/>
+        </w:rPr>
+        <w:t xml:space="preserve"> </w:t>
+      </w:r>
+      <w:r>
+        <w:rPr>
+          <w:spacing w:val="-2"/>
+        </w:rPr>
+        <w:t>.</w:t>
+      </w:r>
+      <w:r>
+        <w:rPr>
+          <w:spacing w:val="-34"/>
         </w:rPr>
         <w:t xml:space="preserve"> </w:t>
       </w:r>
@@ -14752,59 +13890,345 @@
           <w:spacing w:val="-10"/>
         </w:rPr>
         <w:t>.</w:t>
+        <w:br/>
+        <w:br/>
+        <w:br/>
+        <w:br/>
+        <w:br/>
+        <w:br/>
+        <w:br/>
+        <w:br/>
+        <w:br/>
+        <w:br/>
+        <w:br/>
+        <w:br/>
+        <w:br/>
+        <w:br/>
+        <w:br/>
+        <w:br/>
+        <w:br/>
+        <w:br/>
+        <w:br/>
+        <w:br/>
+        <w:br/>
+        <w:br/>
+        <w:br/>
+        <w:br/>
+        <w:br/>
+        <w:br/>
+        <w:br/>
+        <w:br/>
+        <w:br/>
+        <w:br/>
+        <w:br/>
+        <w:br/>
+        <w:br/>
+        <w:br/>
+        <w:br/>
+        <w:br/>
+        <w:br/>
+        <w:br/>
+        <w:br/>
+        <w:br/>
+        <w:br/>
+        <w:br/>
+        <w:br/>
+        <w:br/>
+        <w:br/>
+        <w:br/>
+        <w:br/>
       </w:r>
     </w:p>
     <w:p>
       <w:pPr>
         <w:pStyle w:val="BodyText"/>
-        <w:spacing w:after="0"/>
-        <w:sectPr>
-          <w:type w:val="continuous"/>
-          <w:pgSz w:w="11910" w:h="16840"/>
-          <w:pgMar w:top="1140" w:bottom="280" w:left="1417" w:right="1133"/>
-        </w:sectPr>
+        <w:spacing w:before="30" w:after="0"/>
+        <w:rPr/>
       </w:pPr>
+      <w:r>
+        <w:rPr>
+          <w:b/>
+          <w:sz w:val="22"/>
+          <w:u w:val="single"/>
+        </w:rPr>
+        <w:t>Điều</w:t>
+      </w:r>
+      <w:r>
+        <w:rPr>
+          <w:b/>
+          <w:spacing w:val="3"/>
+          <w:sz w:val="22"/>
+          <w:u w:val="single"/>
+        </w:rPr>
+        <w:t xml:space="preserve"> </w:t>
+      </w:r>
+      <w:r>
+        <w:rPr>
+          <w:b/>
+          <w:sz w:val="22"/>
+          <w:u w:val="single"/>
+        </w:rPr>
+        <w:t>1:</w:t>
+      </w:r>
+      <w:r>
+        <w:rPr>
+          <w:b/>
+          <w:spacing w:val="4"/>
+          <w:sz w:val="22"/>
+        </w:rPr>
+        <w:t xml:space="preserve"> </w:t>
+      </w:r>
+      <w:r>
+        <w:rPr>
+          <w:sz w:val="22"/>
+        </w:rPr>
+        <w:t>Bên</w:t>
+      </w:r>
+      <w:r>
+        <w:rPr>
+          <w:spacing w:val="3"/>
+          <w:sz w:val="22"/>
+        </w:rPr>
+        <w:t xml:space="preserve"> </w:t>
+      </w:r>
+      <w:r>
+        <w:rPr>
+          <w:sz w:val="22"/>
+        </w:rPr>
+        <w:t>A</w:t>
+      </w:r>
+      <w:r>
+        <w:rPr>
+          <w:spacing w:val="4"/>
+          <w:sz w:val="22"/>
+        </w:rPr>
+        <w:t xml:space="preserve"> </w:t>
+      </w:r>
+      <w:r>
+        <w:rPr>
+          <w:sz w:val="22"/>
+        </w:rPr>
+        <w:t>cho</w:t>
+      </w:r>
+      <w:r>
+        <w:rPr>
+          <w:spacing w:val="4"/>
+          <w:sz w:val="22"/>
+        </w:rPr>
+        <w:t xml:space="preserve"> </w:t>
+      </w:r>
+      <w:r>
+        <w:rPr>
+          <w:sz w:val="22"/>
+        </w:rPr>
+        <w:t>thuê</w:t>
+      </w:r>
+      <w:r>
+        <w:rPr>
+          <w:spacing w:val="4"/>
+          <w:sz w:val="22"/>
+        </w:rPr>
+        <w:t xml:space="preserve"> </w:t>
+      </w:r>
+      <w:r>
+        <w:rPr>
+          <w:sz w:val="22"/>
+        </w:rPr>
+        <w:t>nhà,</w:t>
+      </w:r>
+      <w:r>
+        <w:rPr>
+          <w:spacing w:val="4"/>
+          <w:sz w:val="22"/>
+        </w:rPr>
+        <w:t xml:space="preserve"> </w:t>
+      </w:r>
+      <w:r>
+        <w:rPr>
+          <w:sz w:val="22"/>
+        </w:rPr>
+        <w:t>phòng</w:t>
+      </w:r>
+      <w:r>
+        <w:rPr>
+          <w:spacing w:val="4"/>
+          <w:sz w:val="22"/>
+        </w:rPr>
+        <w:t xml:space="preserve"> </w:t>
+      </w:r>
+      <w:r>
+        <w:rPr>
+          <w:sz w:val="22"/>
+        </w:rPr>
+        <w:t>có</w:t>
+      </w:r>
+      <w:r>
+        <w:rPr>
+          <w:spacing w:val="4"/>
+          <w:sz w:val="22"/>
+        </w:rPr>
+        <w:t xml:space="preserve"> </w:t>
+      </w:r>
+      <w:r>
+        <w:rPr>
+          <w:sz w:val="22"/>
+        </w:rPr>
+        <w:t>diện</w:t>
+      </w:r>
+      <w:r>
+        <w:rPr>
+          <w:spacing w:val="4"/>
+          <w:sz w:val="22"/>
+        </w:rPr>
+        <w:t xml:space="preserve"> </w:t>
+      </w:r>
+      <w:r>
+        <w:rPr>
+          <w:sz w:val="22"/>
+        </w:rPr>
+        <w:t>tích</w:t>
+      </w:r>
+      <w:r>
+        <w:rPr>
+          <w:spacing w:val="4"/>
+          <w:sz w:val="22"/>
+        </w:rPr>
+        <w:t xml:space="preserve"> </w:t>
+      </w:r>
+      <w:r>
+        <w:rPr>
+          <w:spacing w:val="-5"/>
+          <w:sz w:val="22"/>
+        </w:rPr>
+        <w:t>là</w:t>
+      </w:r>
+      <w:r>
+        <w:rPr>
+          <w:sz w:val="22"/>
+        </w:rPr>
+        <w:tab/>
+        <w:t>m</w:t>
+      </w:r>
+      <w:r>
+        <w:rPr>
+          <w:rFonts w:ascii="Trebuchet MS" w:hAnsi="Trebuchet MS"/>
+          <w:sz w:val="22"/>
+          <w:vertAlign w:val="superscript"/>
+        </w:rPr>
+        <w:t>2</w:t>
+      </w:r>
+      <w:r>
+        <w:rPr>
+          <w:rFonts w:ascii="Trebuchet MS" w:hAnsi="Trebuchet MS"/>
+          <w:spacing w:val="3"/>
+          <w:position w:val="0"/>
+          <w:sz w:val="22"/>
+          <w:vertAlign w:val="baseline"/>
+        </w:rPr>
+        <w:t xml:space="preserve"> </w:t>
+      </w:r>
+      <w:r>
+        <w:rPr>
+          <w:position w:val="0"/>
+          <w:sz w:val="22"/>
+          <w:vertAlign w:val="baseline"/>
+        </w:rPr>
+        <w:t>ở</w:t>
+      </w:r>
+      <w:r>
+        <w:rPr>
+          <w:spacing w:val="4"/>
+          <w:position w:val="0"/>
+          <w:sz w:val="22"/>
+          <w:vertAlign w:val="baseline"/>
+        </w:rPr>
+        <w:t xml:space="preserve"> </w:t>
+      </w:r>
+      <w:r>
+        <w:rPr>
+          <w:position w:val="0"/>
+          <w:sz w:val="22"/>
+          <w:vertAlign w:val="baseline"/>
+        </w:rPr>
+        <w:t>tại</w:t>
+      </w:r>
+      <w:r>
+        <w:rPr>
+          <w:spacing w:val="5"/>
+          <w:position w:val="0"/>
+          <w:sz w:val="22"/>
+          <w:vertAlign w:val="baseline"/>
+        </w:rPr>
+        <w:t xml:space="preserve"> </w:t>
+      </w:r>
+      <w:r>
+        <w:rPr>
+          <w:position w:val="0"/>
+          <w:sz w:val="22"/>
+          <w:vertAlign w:val="baseline"/>
+        </w:rPr>
+        <w:t>địa</w:t>
+      </w:r>
+      <w:r>
+        <w:rPr>
+          <w:spacing w:val="6"/>
+          <w:position w:val="0"/>
+          <w:sz w:val="22"/>
+          <w:vertAlign w:val="baseline"/>
+        </w:rPr>
+        <w:t xml:space="preserve"> </w:t>
+      </w:r>
+      <w:r>
+        <w:rPr>
+          <w:spacing w:val="-4"/>
+          <w:position w:val="0"/>
+          <w:sz w:val="22"/>
+          <w:vertAlign w:val="baseline"/>
+        </w:rPr>
+        <w:t>chỉ:</w:t>
+      </w:r>
     </w:p>
     <w:p>
       <w:pPr>
+        <w:pStyle w:val="Normal"/>
         <w:tabs>
-          <w:tab w:pos="5595" w:val="left" w:leader="dot"/>
+          <w:tab w:val="clear" w:pos="720"/>
+          <w:tab w:val="left" w:pos="4705" w:leader="dot"/>
         </w:tabs>
-        <w:spacing w:before="73"/>
-        <w:ind w:left="28" w:right="0" w:firstLine="0"/>
-        <w:jc w:val="left"/>
-        <w:rPr>
-          <w:sz w:val="22"/>
-        </w:rPr>
+        <w:spacing w:before="11" w:after="0"/>
+        <w:ind w:hanging="0" w:start="41" w:end="0"/>
+        <w:jc w:val="start"/>
+        <w:rPr/>
       </w:pPr>
       <w:r>
         <w:rPr>
-          <w:b/>
-          <w:sz w:val="22"/>
-          <w:u w:val="single"/>
-        </w:rPr>
-        <w:t>Điều</w:t>
-      </w:r>
-      <w:r>
-        <w:rPr>
-          <w:b/>
+          <w:spacing w:val="-10"/>
+          <w:sz w:val="22"/>
+        </w:rPr>
+        <w:t>.</w:t>
+      </w:r>
+      <w:r>
+        <w:rPr>
+          <w:sz w:val="22"/>
+        </w:rPr>
+        <w:tab/>
+        <w:t>Và</w:t>
+      </w:r>
+      <w:r>
+        <w:rPr>
           <w:spacing w:val="3"/>
           <w:sz w:val="22"/>
-          <w:u w:val="single"/>
-        </w:rPr>
-        <w:t xml:space="preserve"> </w:t>
-      </w:r>
-      <w:r>
-        <w:rPr>
-          <w:b/>
-          <w:sz w:val="22"/>
-          <w:u w:val="single"/>
-        </w:rPr>
-        <w:t>1:</w:t>
-      </w:r>
-      <w:r>
-        <w:rPr>
-          <w:b/>
+        </w:rPr>
+        <w:t xml:space="preserve"> </w:t>
+      </w:r>
+      <w:r>
+        <w:rPr>
+          <w:sz w:val="22"/>
+        </w:rPr>
+        <w:t>tạo</w:t>
+      </w:r>
+      <w:r>
+        <w:rPr>
           <w:spacing w:val="4"/>
           <w:sz w:val="22"/>
         </w:rPr>
@@ -14814,7 +14238,33 @@
         <w:rPr>
           <w:sz w:val="22"/>
         </w:rPr>
-        <w:t>Bên</w:t>
+        <w:t>điều</w:t>
+      </w:r>
+      <w:r>
+        <w:rPr>
+          <w:spacing w:val="4"/>
+          <w:sz w:val="22"/>
+        </w:rPr>
+        <w:t xml:space="preserve"> </w:t>
+      </w:r>
+      <w:r>
+        <w:rPr>
+          <w:sz w:val="22"/>
+        </w:rPr>
+        <w:t>kiện</w:t>
+      </w:r>
+      <w:r>
+        <w:rPr>
+          <w:spacing w:val="4"/>
+          <w:sz w:val="22"/>
+        </w:rPr>
+        <w:t xml:space="preserve"> </w:t>
+      </w:r>
+      <w:r>
+        <w:rPr>
+          <w:sz w:val="22"/>
+        </w:rPr>
+        <w:t>để</w:t>
       </w:r>
       <w:r>
         <w:rPr>
@@ -14827,7 +14277,7 @@
         <w:rPr>
           <w:sz w:val="22"/>
         </w:rPr>
-        <w:t>A</w:t>
+        <w:t>bên</w:t>
       </w:r>
       <w:r>
         <w:rPr>
@@ -14840,7 +14290,7 @@
         <w:rPr>
           <w:sz w:val="22"/>
         </w:rPr>
-        <w:t>cho</w:t>
+        <w:t>B</w:t>
       </w:r>
       <w:r>
         <w:rPr>
@@ -14851,192 +14301,25 @@
       </w:r>
       <w:r>
         <w:rPr>
-          <w:sz w:val="22"/>
-        </w:rPr>
-        <w:t>thuê</w:t>
-      </w:r>
-      <w:r>
-        <w:rPr>
-          <w:spacing w:val="4"/>
-          <w:sz w:val="22"/>
-        </w:rPr>
-        <w:t xml:space="preserve"> </w:t>
-      </w:r>
-      <w:r>
-        <w:rPr>
-          <w:sz w:val="22"/>
-        </w:rPr>
-        <w:t>nhà,</w:t>
-      </w:r>
-      <w:r>
-        <w:rPr>
-          <w:spacing w:val="4"/>
-          <w:sz w:val="22"/>
-        </w:rPr>
-        <w:t xml:space="preserve"> </w:t>
-      </w:r>
-      <w:r>
-        <w:rPr>
-          <w:sz w:val="22"/>
-        </w:rPr>
-        <w:t>phòng</w:t>
-      </w:r>
-      <w:r>
-        <w:rPr>
-          <w:spacing w:val="4"/>
-          <w:sz w:val="22"/>
-        </w:rPr>
-        <w:t xml:space="preserve"> </w:t>
-      </w:r>
-      <w:r>
-        <w:rPr>
-          <w:sz w:val="22"/>
-        </w:rPr>
-        <w:t>có</w:t>
-      </w:r>
-      <w:r>
-        <w:rPr>
-          <w:spacing w:val="4"/>
-          <w:sz w:val="22"/>
-        </w:rPr>
-        <w:t xml:space="preserve"> </w:t>
-      </w:r>
-      <w:r>
-        <w:rPr>
-          <w:sz w:val="22"/>
-        </w:rPr>
-        <w:t>diện</w:t>
-      </w:r>
-      <w:r>
-        <w:rPr>
-          <w:spacing w:val="4"/>
-          <w:sz w:val="22"/>
-        </w:rPr>
-        <w:t xml:space="preserve"> </w:t>
-      </w:r>
-      <w:r>
-        <w:rPr>
-          <w:sz w:val="22"/>
-        </w:rPr>
-        <w:t>tích</w:t>
-      </w:r>
-      <w:r>
-        <w:rPr>
-          <w:spacing w:val="4"/>
-          <w:sz w:val="22"/>
-        </w:rPr>
-        <w:t xml:space="preserve"> </w:t>
-      </w:r>
-      <w:r>
-        <w:rPr>
-          <w:spacing w:val="-5"/>
-          <w:sz w:val="22"/>
-        </w:rPr>
-        <w:t>là</w:t>
-      </w:r>
-      <w:r>
-        <w:rPr>
-          <w:sz w:val="22"/>
-        </w:rPr>
-        <w:tab/>
-        <w:t>m</w:t>
-      </w:r>
-      <w:r>
-        <w:rPr>
-          <w:rFonts w:ascii="Trebuchet MS" w:hAnsi="Trebuchet MS"/>
-          <w:sz w:val="22"/>
-          <w:vertAlign w:val="superscript"/>
-        </w:rPr>
-        <w:t>2</w:t>
-      </w:r>
-      <w:r>
-        <w:rPr>
-          <w:rFonts w:ascii="Trebuchet MS" w:hAnsi="Trebuchet MS"/>
-          <w:spacing w:val="3"/>
-          <w:sz w:val="22"/>
-          <w:vertAlign w:val="baseline"/>
-        </w:rPr>
-        <w:t xml:space="preserve"> </w:t>
-      </w:r>
-      <w:r>
-        <w:rPr>
-          <w:sz w:val="22"/>
-          <w:vertAlign w:val="baseline"/>
-        </w:rPr>
-        <w:t>ở</w:t>
-      </w:r>
-      <w:r>
-        <w:rPr>
-          <w:spacing w:val="4"/>
-          <w:sz w:val="22"/>
-          <w:vertAlign w:val="baseline"/>
-        </w:rPr>
-        <w:t xml:space="preserve"> </w:t>
-      </w:r>
-      <w:r>
-        <w:rPr>
-          <w:sz w:val="22"/>
-          <w:vertAlign w:val="baseline"/>
-        </w:rPr>
-        <w:t>tại</w:t>
-      </w:r>
-      <w:r>
-        <w:rPr>
-          <w:spacing w:val="5"/>
-          <w:sz w:val="22"/>
-          <w:vertAlign w:val="baseline"/>
-        </w:rPr>
-        <w:t xml:space="preserve"> </w:t>
-      </w:r>
-      <w:r>
-        <w:rPr>
-          <w:sz w:val="22"/>
-          <w:vertAlign w:val="baseline"/>
-        </w:rPr>
-        <w:t>địa</w:t>
-      </w:r>
-      <w:r>
-        <w:rPr>
-          <w:spacing w:val="6"/>
-          <w:sz w:val="22"/>
-          <w:vertAlign w:val="baseline"/>
-        </w:rPr>
-        <w:t xml:space="preserve"> </w:t>
-      </w:r>
-      <w:r>
-        <w:rPr>
           <w:spacing w:val="-4"/>
           <w:sz w:val="22"/>
-          <w:vertAlign w:val="baseline"/>
-        </w:rPr>
-        <w:t>chỉ:</w:t>
+        </w:rPr>
+        <w:t>thực</w:t>
       </w:r>
     </w:p>
     <w:p>
       <w:pPr>
-        <w:tabs>
-          <w:tab w:pos="4705" w:val="left" w:leader="dot"/>
-        </w:tabs>
-        <w:spacing w:before="11"/>
-        <w:ind w:left="41" w:right="0" w:firstLine="0"/>
-        <w:jc w:val="left"/>
-        <w:rPr>
-          <w:sz w:val="22"/>
-        </w:rPr>
+        <w:pStyle w:val="Normal"/>
+        <w:spacing w:before="12" w:after="0"/>
+        <w:ind w:hanging="0" w:start="28" w:end="0"/>
+        <w:jc w:val="start"/>
+        <w:rPr/>
       </w:pPr>
       <w:r>
         <w:rPr>
-          <w:spacing w:val="-10"/>
-          <w:sz w:val="22"/>
-        </w:rPr>
-        <w:t>.</w:t>
-      </w:r>
-      <w:r>
-        <w:rPr>
-          <w:sz w:val="22"/>
-        </w:rPr>
-        <w:tab/>
-        <w:t>Và</w:t>
+          <w:sz w:val="22"/>
+        </w:rPr>
+        <w:t>hiện</w:t>
       </w:r>
       <w:r>
         <w:rPr>
@@ -15049,7 +14332,7 @@
         <w:rPr>
           <w:sz w:val="22"/>
         </w:rPr>
-        <w:t>tạo</w:t>
+        <w:t>các</w:t>
       </w:r>
       <w:r>
         <w:rPr>
@@ -15062,7 +14345,20 @@
         <w:rPr>
           <w:sz w:val="22"/>
         </w:rPr>
-        <w:t>điều</w:t>
+        <w:t>nội</w:t>
+      </w:r>
+      <w:r>
+        <w:rPr>
+          <w:spacing w:val="5"/>
+          <w:sz w:val="22"/>
+        </w:rPr>
+        <w:t xml:space="preserve"> </w:t>
+      </w:r>
+      <w:r>
+        <w:rPr>
+          <w:sz w:val="22"/>
+        </w:rPr>
+        <w:t>dung</w:t>
       </w:r>
       <w:r>
         <w:rPr>
@@ -15075,7 +14371,20 @@
         <w:rPr>
           <w:sz w:val="22"/>
         </w:rPr>
-        <w:t>kiện</w:t>
+        <w:t>đã</w:t>
+      </w:r>
+      <w:r>
+        <w:rPr>
+          <w:spacing w:val="5"/>
+          <w:sz w:val="22"/>
+        </w:rPr>
+        <w:t xml:space="preserve"> </w:t>
+      </w:r>
+      <w:r>
+        <w:rPr>
+          <w:sz w:val="22"/>
+        </w:rPr>
+        <w:t>nêu</w:t>
       </w:r>
       <w:r>
         <w:rPr>
@@ -15088,20 +14397,7 @@
         <w:rPr>
           <w:sz w:val="22"/>
         </w:rPr>
-        <w:t>để</w:t>
-      </w:r>
-      <w:r>
-        <w:rPr>
-          <w:spacing w:val="3"/>
-          <w:sz w:val="22"/>
-        </w:rPr>
-        <w:t xml:space="preserve"> </w:t>
-      </w:r>
-      <w:r>
-        <w:rPr>
-          <w:sz w:val="22"/>
-        </w:rPr>
-        <w:t>bên</w:t>
+        <w:t>theo</w:t>
       </w:r>
       <w:r>
         <w:rPr>
@@ -15114,7 +14410,20 @@
         <w:rPr>
           <w:sz w:val="22"/>
         </w:rPr>
-        <w:t>B</w:t>
+        <w:t>đúng</w:t>
+      </w:r>
+      <w:r>
+        <w:rPr>
+          <w:spacing w:val="5"/>
+          <w:sz w:val="22"/>
+        </w:rPr>
+        <w:t xml:space="preserve"> </w:t>
+      </w:r>
+      <w:r>
+        <w:rPr>
+          <w:sz w:val="22"/>
+        </w:rPr>
+        <w:t>hợp</w:t>
       </w:r>
       <w:r>
         <w:rPr>
@@ -15125,39 +14434,25 @@
       </w:r>
       <w:r>
         <w:rPr>
-          <w:spacing w:val="-4"/>
-          <w:sz w:val="22"/>
-        </w:rPr>
-        <w:t>thực</w:t>
+          <w:spacing w:val="-2"/>
+          <w:sz w:val="22"/>
+        </w:rPr>
+        <w:t>đồng.</w:t>
       </w:r>
     </w:p>
     <w:p>
       <w:pPr>
-        <w:spacing w:before="12"/>
-        <w:ind w:left="28" w:right="0" w:firstLine="0"/>
-        <w:jc w:val="left"/>
-        <w:rPr>
-          <w:sz w:val="22"/>
-        </w:rPr>
+        <w:pStyle w:val="Normal"/>
+        <w:spacing w:before="35" w:after="0"/>
+        <w:ind w:hanging="0" w:start="453" w:end="0"/>
+        <w:jc w:val="start"/>
+        <w:rPr/>
       </w:pPr>
       <w:r>
         <w:rPr>
           <w:sz w:val="22"/>
         </w:rPr>
-        <w:t>hiện</w:t>
-      </w:r>
-      <w:r>
-        <w:rPr>
-          <w:spacing w:val="3"/>
-          <w:sz w:val="22"/>
-        </w:rPr>
-        <w:t xml:space="preserve"> </w:t>
-      </w:r>
-      <w:r>
-        <w:rPr>
-          <w:sz w:val="22"/>
-        </w:rPr>
-        <w:t>các</w:t>
+        <w:t>Thời</w:t>
       </w:r>
       <w:r>
         <w:rPr>
@@ -15170,7 +14465,7 @@
         <w:rPr>
           <w:sz w:val="22"/>
         </w:rPr>
-        <w:t>nội</w:t>
+        <w:t>hạn</w:t>
       </w:r>
       <w:r>
         <w:rPr>
@@ -15183,20 +14478,7 @@
         <w:rPr>
           <w:sz w:val="22"/>
         </w:rPr>
-        <w:t>dung</w:t>
-      </w:r>
-      <w:r>
-        <w:rPr>
-          <w:spacing w:val="4"/>
-          <w:sz w:val="22"/>
-        </w:rPr>
-        <w:t xml:space="preserve"> </w:t>
-      </w:r>
-      <w:r>
-        <w:rPr>
-          <w:sz w:val="22"/>
-        </w:rPr>
-        <w:t>đã</w:t>
+        <w:t>hợp</w:t>
       </w:r>
       <w:r>
         <w:rPr>
@@ -15209,33 +14491,7 @@
         <w:rPr>
           <w:sz w:val="22"/>
         </w:rPr>
-        <w:t>nêu</w:t>
-      </w:r>
-      <w:r>
-        <w:rPr>
-          <w:spacing w:val="4"/>
-          <w:sz w:val="22"/>
-        </w:rPr>
-        <w:t xml:space="preserve"> </w:t>
-      </w:r>
-      <w:r>
-        <w:rPr>
-          <w:sz w:val="22"/>
-        </w:rPr>
-        <w:t>theo</w:t>
-      </w:r>
-      <w:r>
-        <w:rPr>
-          <w:spacing w:val="4"/>
-          <w:sz w:val="22"/>
-        </w:rPr>
-        <w:t xml:space="preserve"> </w:t>
-      </w:r>
-      <w:r>
-        <w:rPr>
-          <w:sz w:val="22"/>
-        </w:rPr>
-        <w:t>đúng</w:t>
+        <w:t>đồng</w:t>
       </w:r>
       <w:r>
         <w:rPr>
@@ -15248,50 +14504,7 @@
         <w:rPr>
           <w:sz w:val="22"/>
         </w:rPr>
-        <w:t>hợp</w:t>
-      </w:r>
-      <w:r>
-        <w:rPr>
-          <w:spacing w:val="4"/>
-          <w:sz w:val="22"/>
-        </w:rPr>
-        <w:t xml:space="preserve"> </w:t>
-      </w:r>
-      <w:r>
-        <w:rPr>
-          <w:spacing w:val="-2"/>
-          <w:sz w:val="22"/>
-        </w:rPr>
-        <w:t>đồng.</w:t>
-      </w:r>
-    </w:p>
-    <w:p>
-      <w:pPr>
-        <w:spacing w:before="35"/>
-        <w:ind w:left="453" w:right="0" w:firstLine="0"/>
-        <w:jc w:val="left"/>
-        <w:rPr>
-          <w:sz w:val="22"/>
-        </w:rPr>
-      </w:pPr>
-      <w:r>
-        <w:rPr>
-          <w:sz w:val="22"/>
-        </w:rPr>
-        <w:t>Thời</w:t>
-      </w:r>
-      <w:r>
-        <w:rPr>
-          <w:spacing w:val="4"/>
-          <w:sz w:val="22"/>
-        </w:rPr>
-        <w:t xml:space="preserve"> </w:t>
-      </w:r>
-      <w:r>
-        <w:rPr>
-          <w:sz w:val="22"/>
-        </w:rPr>
-        <w:t>hạn</w:t>
+        <w:t>thuê</w:t>
       </w:r>
       <w:r>
         <w:rPr>
@@ -15304,7 +14517,7 @@
         <w:rPr>
           <w:sz w:val="22"/>
         </w:rPr>
-        <w:t>hợp</w:t>
+        <w:t>kể</w:t>
       </w:r>
       <w:r>
         <w:rPr>
@@ -15317,7 +14530,7 @@
         <w:rPr>
           <w:sz w:val="22"/>
         </w:rPr>
-        <w:t>đồng</w:t>
+        <w:t>từ</w:t>
       </w:r>
       <w:r>
         <w:rPr>
@@ -15330,7 +14543,7 @@
         <w:rPr>
           <w:sz w:val="22"/>
         </w:rPr>
-        <w:t>thuê</w:t>
+        <w:t>ngày</w:t>
       </w:r>
       <w:r>
         <w:rPr>
@@ -15343,7 +14556,20 @@
         <w:rPr>
           <w:sz w:val="22"/>
         </w:rPr>
-        <w:t>kể</w:t>
+        <w:t>{startDate}</w:t>
+      </w:r>
+      <w:r>
+        <w:rPr>
+          <w:spacing w:val="24"/>
+          <w:sz w:val="22"/>
+        </w:rPr>
+        <w:t xml:space="preserve"> </w:t>
+      </w:r>
+      <w:r>
+        <w:rPr>
+          <w:sz w:val="22"/>
+        </w:rPr>
+        <w:t>đến</w:t>
       </w:r>
       <w:r>
         <w:rPr>
@@ -15356,7 +14582,7 @@
         <w:rPr>
           <w:sz w:val="22"/>
         </w:rPr>
-        <w:t>từ</w:t>
+        <w:t>ngày</w:t>
       </w:r>
       <w:r>
         <w:rPr>
@@ -15367,82 +14593,34 @@
       </w:r>
       <w:r>
         <w:rPr>
-          <w:sz w:val="22"/>
-        </w:rPr>
-        <w:t>ngày</w:t>
-      </w:r>
-      <w:r>
-        <w:rPr>
-          <w:spacing w:val="5"/>
-          <w:sz w:val="22"/>
-        </w:rPr>
-        <w:t xml:space="preserve"> </w:t>
-      </w:r>
-      <w:r>
-        <w:rPr>
-          <w:sz w:val="22"/>
-        </w:rPr>
-        <w:t>{startDate}</w:t>
-      </w:r>
-      <w:r>
-        <w:rPr>
-          <w:spacing w:val="24"/>
-          <w:sz w:val="22"/>
-        </w:rPr>
-        <w:t xml:space="preserve"> </w:t>
-      </w:r>
-      <w:r>
-        <w:rPr>
-          <w:sz w:val="22"/>
-        </w:rPr>
-        <w:t>đến</w:t>
-      </w:r>
-      <w:r>
-        <w:rPr>
-          <w:spacing w:val="5"/>
-          <w:sz w:val="22"/>
-        </w:rPr>
-        <w:t xml:space="preserve"> </w:t>
-      </w:r>
-      <w:r>
-        <w:rPr>
-          <w:sz w:val="22"/>
-        </w:rPr>
-        <w:t>ngày</w:t>
-      </w:r>
-      <w:r>
-        <w:rPr>
-          <w:spacing w:val="5"/>
-          <w:sz w:val="22"/>
-        </w:rPr>
-        <w:t xml:space="preserve"> </w:t>
-      </w:r>
-      <w:r>
-        <w:rPr>
-          <w:spacing w:val="-2"/>
-          <w:sz w:val="22"/>
-        </w:rPr>
-        <w:t>{startDate}</w:t>
+          <w:spacing w:val="-2"/>
+          <w:sz w:val="22"/>
+        </w:rPr>
+        <w:t>{endDate}</w:t>
       </w:r>
     </w:p>
     <w:p>
       <w:pPr>
         <w:pStyle w:val="BodyText"/>
-        <w:spacing w:before="1"/>
-        <w:ind w:left="0"/>
+        <w:spacing w:before="1" w:after="0"/>
+        <w:ind w:start="0" w:end="0"/>
         <w:rPr>
           <w:sz w:val="22"/>
         </w:rPr>
       </w:pPr>
+      <w:r>
+        <w:rPr>
+          <w:sz w:val="22"/>
+        </w:rPr>
+      </w:r>
     </w:p>
     <w:p>
       <w:pPr>
-        <w:spacing w:before="0"/>
-        <w:ind w:left="28" w:right="0" w:firstLine="0"/>
-        <w:jc w:val="left"/>
-        <w:rPr>
-          <w:sz w:val="22"/>
-        </w:rPr>
+        <w:pStyle w:val="Normal"/>
+        <w:spacing w:before="0" w:after="0"/>
+        <w:ind w:hanging="0" w:start="28" w:end="0"/>
+        <w:jc w:val="start"/>
+        <w:rPr/>
       </w:pPr>
       <w:r>
         <w:rPr>
@@ -15677,59 +14855,68 @@
           <w:spacing w:val="-5"/>
           <w:sz w:val="22"/>
         </w:rPr>
-        <w:t>là:</w:t>
+        <w:t xml:space="preserve">là:  </w:t>
+      </w:r>
+      <w:r>
+        <w:rPr>
+          <w:spacing w:val="-2"/>
+          <w:sz w:val="22"/>
+        </w:rPr>
+        <w:t>{roomPrice} đ/tháng.</w:t>
       </w:r>
     </w:p>
     <w:p>
       <w:pPr>
+        <w:pStyle w:val="Normal"/>
         <w:tabs>
-          <w:tab w:pos="1898" w:val="left" w:leader="dot"/>
+          <w:tab w:val="clear" w:pos="720"/>
+          <w:tab w:val="left" w:pos="8968" w:leader="dot"/>
         </w:tabs>
-        <w:spacing w:before="13"/>
-        <w:ind w:left="41" w:right="0" w:firstLine="0"/>
-        <w:jc w:val="left"/>
-        <w:rPr>
-          <w:sz w:val="22"/>
-        </w:rPr>
+        <w:spacing w:before="12" w:after="0"/>
+        <w:ind w:hanging="0" w:start="28" w:end="0"/>
+        <w:jc w:val="start"/>
+        <w:rPr/>
       </w:pPr>
       <w:r>
         <w:rPr>
+          <w:sz w:val="22"/>
+        </w:rPr>
+        <w:t xml:space="preserve">(Bằng chữ: {roomPriceWords} </w:t>
+      </w:r>
+      <w:r>
+        <w:rPr>
           <w:spacing w:val="-10"/>
           <w:sz w:val="22"/>
         </w:rPr>
-        <w:t>.</w:t>
-      </w:r>
-      <w:r>
-        <w:rPr>
-          <w:sz w:val="22"/>
-        </w:rPr>
-        <w:tab/>
-      </w:r>
-      <w:r>
-        <w:rPr>
-          <w:spacing w:val="-2"/>
-          <w:sz w:val="22"/>
-        </w:rPr>
-        <w:t>{roomPrice} đ/tháng.</w:t>
+        <w:t>)</w:t>
       </w:r>
     </w:p>
     <w:p>
       <w:pPr>
-        <w:tabs>
-          <w:tab w:pos="8968" w:val="left" w:leader="dot"/>
-        </w:tabs>
-        <w:spacing w:before="12"/>
-        <w:ind w:left="28" w:right="0" w:firstLine="0"/>
-        <w:jc w:val="left"/>
-        <w:rPr>
-          <w:sz w:val="22"/>
-        </w:rPr>
+        <w:pStyle w:val="Normal"/>
+        <w:spacing w:before="12" w:after="0"/>
+        <w:ind w:hanging="0" w:start="28" w:end="0"/>
+        <w:jc w:val="start"/>
+        <w:rPr/>
       </w:pPr>
       <w:r>
         <w:rPr>
           <w:sz w:val="22"/>
         </w:rPr>
-        <w:t>(Bằng chữ: {roomPriceWords}</w:t>
+        <w:t>Số</w:t>
+      </w:r>
+      <w:r>
+        <w:rPr>
+          <w:spacing w:val="4"/>
+          <w:sz w:val="22"/>
+        </w:rPr>
+        <w:t xml:space="preserve"> </w:t>
+      </w:r>
+      <w:r>
+        <w:rPr>
+          <w:sz w:val="22"/>
+        </w:rPr>
+        <w:t>tiền</w:t>
       </w:r>
       <w:r>
         <w:rPr>
@@ -15740,154 +14927,97 @@
       </w:r>
       <w:r>
         <w:rPr>
-          <w:spacing w:val="-4"/>
-          <w:sz w:val="22"/>
-        </w:rPr>
-        <w:t>chữ:</w:t>
-      </w:r>
-      <w:r>
-        <w:rPr>
-          <w:sz w:val="22"/>
-        </w:rPr>
-        <w:tab/>
-      </w:r>
-      <w:r>
-        <w:rPr>
-          <w:spacing w:val="-10"/>
-          <w:sz w:val="22"/>
-        </w:rPr>
-        <w:t>)</w:t>
+          <w:sz w:val="22"/>
+        </w:rPr>
+        <w:t>sẽ</w:t>
+      </w:r>
+      <w:r>
+        <w:rPr>
+          <w:spacing w:val="5"/>
+          <w:sz w:val="22"/>
+        </w:rPr>
+        <w:t xml:space="preserve"> </w:t>
+      </w:r>
+      <w:r>
+        <w:rPr>
+          <w:sz w:val="22"/>
+        </w:rPr>
+        <w:t>thanh</w:t>
+      </w:r>
+      <w:r>
+        <w:rPr>
+          <w:spacing w:val="5"/>
+          <w:sz w:val="22"/>
+        </w:rPr>
+        <w:t xml:space="preserve"> </w:t>
+      </w:r>
+      <w:r>
+        <w:rPr>
+          <w:sz w:val="22"/>
+        </w:rPr>
+        <w:t>toán</w:t>
+      </w:r>
+      <w:r>
+        <w:rPr>
+          <w:spacing w:val="5"/>
+          <w:sz w:val="22"/>
+        </w:rPr>
+        <w:t xml:space="preserve"> </w:t>
+      </w:r>
+      <w:r>
+        <w:rPr>
+          <w:sz w:val="22"/>
+        </w:rPr>
+        <w:t>từ</w:t>
+      </w:r>
+      <w:r>
+        <w:rPr>
+          <w:spacing w:val="5"/>
+          <w:sz w:val="22"/>
+        </w:rPr>
+        <w:t xml:space="preserve"> </w:t>
+      </w:r>
+      <w:r>
+        <w:rPr>
+          <w:sz w:val="22"/>
+        </w:rPr>
+        <w:t>ngày {firstBillingDate} đến</w:t>
+      </w:r>
+      <w:r>
+        <w:rPr>
+          <w:spacing w:val="4"/>
+          <w:sz w:val="22"/>
+        </w:rPr>
+        <w:t xml:space="preserve"> </w:t>
+      </w:r>
+      <w:r>
+        <w:rPr>
+          <w:sz w:val="22"/>
+        </w:rPr>
+        <w:t>ngày</w:t>
+      </w:r>
+      <w:r>
+        <w:rPr>
+          <w:spacing w:val="5"/>
+          <w:sz w:val="22"/>
+        </w:rPr>
+        <w:t xml:space="preserve"> </w:t>
+      </w:r>
+      <w:r>
+        <w:rPr>
+          <w:spacing w:val="-2"/>
+          <w:sz w:val="22"/>
+        </w:rPr>
+        <w:t>{lastBillingDate}</w:t>
       </w:r>
     </w:p>
     <w:p>
       <w:pPr>
-        <w:spacing w:before="12"/>
-        <w:ind w:left="28" w:right="0" w:firstLine="0"/>
-        <w:jc w:val="left"/>
-        <w:rPr>
-          <w:sz w:val="22"/>
-        </w:rPr>
-      </w:pPr>
-      <w:r>
-        <w:rPr>
-          <w:sz w:val="22"/>
-        </w:rPr>
-        <w:t>Số</w:t>
-      </w:r>
-      <w:r>
-        <w:rPr>
-          <w:spacing w:val="4"/>
-          <w:sz w:val="22"/>
-        </w:rPr>
-        <w:t xml:space="preserve"> </w:t>
-      </w:r>
-      <w:r>
-        <w:rPr>
-          <w:sz w:val="22"/>
-        </w:rPr>
-        <w:t>tiền</w:t>
-      </w:r>
-      <w:r>
-        <w:rPr>
-          <w:spacing w:val="5"/>
-          <w:sz w:val="22"/>
-        </w:rPr>
-        <w:t xml:space="preserve"> </w:t>
-      </w:r>
-      <w:r>
-        <w:rPr>
-          <w:sz w:val="22"/>
-        </w:rPr>
-        <w:t>sẽ</w:t>
-      </w:r>
-      <w:r>
-        <w:rPr>
-          <w:spacing w:val="5"/>
-          <w:sz w:val="22"/>
-        </w:rPr>
-        <w:t xml:space="preserve"> </w:t>
-      </w:r>
-      <w:r>
-        <w:rPr>
-          <w:sz w:val="22"/>
-        </w:rPr>
-        <w:t>thanh</w:t>
-      </w:r>
-      <w:r>
-        <w:rPr>
-          <w:spacing w:val="5"/>
-          <w:sz w:val="22"/>
-        </w:rPr>
-        <w:t xml:space="preserve"> </w:t>
-      </w:r>
-      <w:r>
-        <w:rPr>
-          <w:sz w:val="22"/>
-        </w:rPr>
-        <w:t>toán</w:t>
-      </w:r>
-      <w:r>
-        <w:rPr>
-          <w:spacing w:val="5"/>
-          <w:sz w:val="22"/>
-        </w:rPr>
-        <w:t xml:space="preserve"> </w:t>
-      </w:r>
-      <w:r>
-        <w:rPr>
-          <w:sz w:val="22"/>
-        </w:rPr>
-        <w:t>từ</w:t>
-      </w:r>
-      <w:r>
-        <w:rPr>
-          <w:spacing w:val="5"/>
-          <w:sz w:val="22"/>
-        </w:rPr>
-        <w:t xml:space="preserve"> </w:t>
-      </w:r>
-      <w:r>
-        <w:rPr>
-          <w:sz w:val="22"/>
-        </w:rPr>
-        <w:t>ngày {startDate} đến</w:t>
-      </w:r>
-      <w:r>
-        <w:rPr>
-          <w:spacing w:val="4"/>
-          <w:sz w:val="22"/>
-        </w:rPr>
-        <w:t xml:space="preserve"> </w:t>
-      </w:r>
-      <w:r>
-        <w:rPr>
-          <w:sz w:val="22"/>
-        </w:rPr>
-        <w:t>ngày</w:t>
-      </w:r>
-      <w:r>
-        <w:rPr>
-          <w:spacing w:val="5"/>
-          <w:sz w:val="22"/>
-        </w:rPr>
-        <w:t xml:space="preserve"> </w:t>
-      </w:r>
-      <w:r>
-        <w:rPr>
-          <w:spacing w:val="-2"/>
-          <w:sz w:val="22"/>
-        </w:rPr>
-        <w:t>{endDate}</w:t>
-      </w:r>
-    </w:p>
-    <w:p>
-      <w:pPr>
-        <w:spacing w:line="252" w:lineRule="auto" w:before="12"/>
-        <w:ind w:left="28" w:right="2059" w:firstLine="0"/>
-        <w:jc w:val="left"/>
-        <w:rPr>
-          <w:sz w:val="22"/>
-        </w:rPr>
+        <w:pStyle w:val="Normal"/>
+        <w:spacing w:lineRule="auto" w:line="252" w:before="12" w:after="0"/>
+        <w:ind w:hanging="0" w:start="28" w:end="2059"/>
+        <w:jc w:val="start"/>
+        <w:rPr/>
       </w:pPr>
       <w:r>
         <w:rPr>
@@ -15912,21 +15042,25 @@
     <w:p>
       <w:pPr>
         <w:pStyle w:val="BodyText"/>
-        <w:spacing w:before="33"/>
-        <w:ind w:left="0"/>
+        <w:spacing w:before="33" w:after="0"/>
+        <w:ind w:start="0" w:end="0"/>
         <w:rPr>
           <w:sz w:val="22"/>
         </w:rPr>
       </w:pPr>
+      <w:r>
+        <w:rPr>
+          <w:sz w:val="22"/>
+        </w:rPr>
+      </w:r>
     </w:p>
     <w:p>
       <w:pPr>
-        <w:spacing w:line="252" w:lineRule="auto" w:before="0"/>
-        <w:ind w:left="28" w:right="2520" w:firstLine="0"/>
-        <w:jc w:val="left"/>
-        <w:rPr>
-          <w:sz w:val="22"/>
-        </w:rPr>
+        <w:pStyle w:val="Normal"/>
+        <w:spacing w:lineRule="auto" w:line="252" w:before="0" w:after="0"/>
+        <w:ind w:hanging="0" w:start="28" w:end="2520"/>
+        <w:jc w:val="start"/>
+        <w:rPr/>
       </w:pPr>
       <w:r>
         <w:rPr>
@@ -15953,21 +15087,25 @@
     <w:p>
       <w:pPr>
         <w:pStyle w:val="BodyText"/>
-        <w:spacing w:before="33"/>
-        <w:ind w:left="0"/>
+        <w:spacing w:before="33" w:after="0"/>
+        <w:ind w:start="0" w:end="0"/>
         <w:rPr>
           <w:sz w:val="22"/>
         </w:rPr>
       </w:pPr>
+      <w:r>
+        <w:rPr>
+          <w:sz w:val="22"/>
+        </w:rPr>
+      </w:r>
     </w:p>
     <w:p>
       <w:pPr>
-        <w:spacing w:line="252" w:lineRule="auto" w:before="1"/>
-        <w:ind w:left="28" w:right="2520" w:firstLine="0"/>
-        <w:jc w:val="left"/>
-        <w:rPr>
-          <w:sz w:val="22"/>
-        </w:rPr>
+        <w:pStyle w:val="Normal"/>
+        <w:spacing w:lineRule="auto" w:line="252" w:before="1" w:after="0"/>
+        <w:ind w:hanging="0" w:start="28" w:end="2520"/>
+        <w:jc w:val="start"/>
+        <w:rPr/>
       </w:pPr>
       <w:r>
         <w:rPr>
@@ -16007,21 +15145,25 @@
     <w:p>
       <w:pPr>
         <w:pStyle w:val="BodyText"/>
-        <w:spacing w:before="33"/>
-        <w:ind w:left="0"/>
+        <w:spacing w:before="33" w:after="0"/>
+        <w:ind w:start="0" w:end="0"/>
         <w:rPr>
           <w:sz w:val="22"/>
         </w:rPr>
       </w:pPr>
+      <w:r>
+        <w:rPr>
+          <w:sz w:val="22"/>
+        </w:rPr>
+      </w:r>
     </w:p>
     <w:p>
       <w:pPr>
-        <w:spacing w:line="252" w:lineRule="auto" w:before="0"/>
-        <w:ind w:left="28" w:right="2520" w:firstLine="0"/>
-        <w:jc w:val="left"/>
-        <w:rPr>
-          <w:sz w:val="22"/>
-        </w:rPr>
+        <w:pStyle w:val="Normal"/>
+        <w:spacing w:lineRule="auto" w:line="252" w:before="0" w:after="0"/>
+        <w:ind w:hanging="0" w:start="28" w:end="2520"/>
+        <w:jc w:val="start"/>
+        <w:rPr/>
       </w:pPr>
       <w:r>
         <w:rPr>
@@ -16048,24 +15190,29 @@
     <w:p>
       <w:pPr>
         <w:pStyle w:val="BodyText"/>
-        <w:spacing w:before="33"/>
-        <w:ind w:left="0"/>
+        <w:spacing w:before="33" w:after="0"/>
+        <w:ind w:start="0" w:end="0"/>
         <w:rPr>
           <w:sz w:val="22"/>
         </w:rPr>
       </w:pPr>
+      <w:r>
+        <w:rPr>
+          <w:sz w:val="22"/>
+        </w:rPr>
+      </w:r>
     </w:p>
     <w:p>
       <w:pPr>
+        <w:pStyle w:val="Normal"/>
         <w:tabs>
-          <w:tab w:pos="5673" w:val="left" w:leader="dot"/>
+          <w:tab w:val="clear" w:pos="720"/>
+          <w:tab w:val="left" w:pos="5673" w:leader="dot"/>
         </w:tabs>
-        <w:spacing w:before="0"/>
-        <w:ind w:left="28" w:right="0" w:firstLine="0"/>
-        <w:jc w:val="left"/>
-        <w:rPr>
-          <w:sz w:val="22"/>
-        </w:rPr>
+        <w:spacing w:before="0" w:after="0"/>
+        <w:ind w:hanging="0" w:start="28" w:end="0"/>
+        <w:jc w:val="start"/>
+        <w:rPr/>
       </w:pPr>
       <w:r>
         <w:rPr>
@@ -16274,12 +15421,11 @@
     </w:p>
     <w:p>
       <w:pPr>
-        <w:spacing w:before="12"/>
-        <w:ind w:left="28" w:right="0" w:firstLine="0"/>
-        <w:jc w:val="left"/>
-        <w:rPr>
-          <w:sz w:val="22"/>
-        </w:rPr>
+        <w:pStyle w:val="Normal"/>
+        <w:spacing w:before="12" w:after="0"/>
+        <w:ind w:hanging="0" w:start="28" w:end="0"/>
+        <w:jc w:val="start"/>
+        <w:rPr/>
       </w:pPr>
       <w:r>
         <w:rPr>
@@ -16486,12 +15632,11 @@
     </w:p>
     <w:p>
       <w:pPr>
-        <w:spacing w:line="252" w:lineRule="auto" w:before="13"/>
-        <w:ind w:left="28" w:right="2059" w:firstLine="0"/>
-        <w:jc w:val="left"/>
-        <w:rPr>
-          <w:sz w:val="22"/>
-        </w:rPr>
+        <w:pStyle w:val="Normal"/>
+        <w:spacing w:lineRule="auto" w:line="252" w:before="13" w:after="0"/>
+        <w:ind w:hanging="0" w:start="28" w:end="2059"/>
+        <w:jc w:val="start"/>
+        <w:rPr/>
       </w:pPr>
       <w:r>
         <w:rPr>
@@ -16516,21 +15661,25 @@
     <w:p>
       <w:pPr>
         <w:pStyle w:val="BodyText"/>
-        <w:spacing w:before="33"/>
-        <w:ind w:left="0"/>
+        <w:spacing w:before="33" w:after="0"/>
+        <w:ind w:start="0" w:end="0"/>
         <w:rPr>
           <w:sz w:val="22"/>
         </w:rPr>
       </w:pPr>
+      <w:r>
+        <w:rPr>
+          <w:sz w:val="22"/>
+        </w:rPr>
+      </w:r>
     </w:p>
     <w:p>
       <w:pPr>
-        <w:spacing w:before="0"/>
-        <w:ind w:left="28" w:right="0" w:firstLine="0"/>
-        <w:jc w:val="left"/>
-        <w:rPr>
-          <w:sz w:val="22"/>
-        </w:rPr>
+        <w:pStyle w:val="Normal"/>
+        <w:spacing w:before="0" w:after="0"/>
+        <w:ind w:hanging="0" w:start="28" w:end="0"/>
+        <w:jc w:val="start"/>
+        <w:rPr/>
       </w:pPr>
       <w:r>
         <w:rPr>
@@ -16718,15 +15867,15 @@
     </w:p>
     <w:p>
       <w:pPr>
+        <w:pStyle w:val="Normal"/>
         <w:tabs>
-          <w:tab w:pos="3246" w:val="left" w:leader="dot"/>
+          <w:tab w:val="clear" w:pos="720"/>
+          <w:tab w:val="left" w:pos="3246" w:leader="dot"/>
         </w:tabs>
-        <w:spacing w:before="12"/>
-        <w:ind w:left="28" w:right="0" w:firstLine="0"/>
-        <w:jc w:val="left"/>
-        <w:rPr>
-          <w:sz w:val="22"/>
-        </w:rPr>
+        <w:spacing w:before="12" w:after="0"/>
+        <w:ind w:hanging="0" w:start="28" w:end="0"/>
+        <w:jc w:val="start"/>
+        <w:rPr/>
       </w:pPr>
       <w:r>
         <w:rPr>
@@ -16746,13 +15895,7 @@
           <w:spacing w:val="-5"/>
           <w:sz w:val="22"/>
         </w:rPr>
-        <w:t>số:</w:t>
-      </w:r>
-      <w:r>
-        <w:rPr>
-          <w:sz w:val="22"/>
-        </w:rPr>
-        <w:tab/>
+        <w:t xml:space="preserve">số: </w:t>
       </w:r>
       <w:r>
         <w:rPr>
@@ -16764,26 +15907,24 @@
     </w:p>
     <w:p>
       <w:pPr>
-        <w:spacing w:before="12"/>
-        <w:ind w:left="28" w:right="0" w:firstLine="0"/>
-        <w:jc w:val="left"/>
-        <w:rPr>
-          <w:sz w:val="22"/>
-        </w:rPr>
+        <w:pStyle w:val="Normal"/>
+        <w:spacing w:before="12" w:after="0"/>
+        <w:ind w:hanging="0" w:start="28" w:end="0"/>
+        <w:jc w:val="start"/>
+        <w:rPr/>
       </w:pPr>
       <w:r>
         <w:rPr/>
-        <w:t xml:space="preserve">Bằng chữ: {depositWords}</w:t>
+        <w:t>Bằng chữ: {depositWords}</w:t>
       </w:r>
     </w:p>
     <w:p>
       <w:pPr>
-        <w:spacing w:line="252" w:lineRule="auto" w:before="12"/>
-        <w:ind w:left="28" w:right="2273" w:firstLine="0"/>
-        <w:jc w:val="left"/>
-        <w:rPr>
-          <w:sz w:val="22"/>
-        </w:rPr>
+        <w:pStyle w:val="Normal"/>
+        <w:spacing w:lineRule="auto" w:line="252" w:before="12" w:after="0"/>
+        <w:ind w:hanging="0" w:start="28" w:end="2273"/>
+        <w:jc w:val="start"/>
+        <w:rPr/>
       </w:pPr>
       <w:r>
         <w:rPr>
@@ -16821,21 +15962,25 @@
     <w:p>
       <w:pPr>
         <w:pStyle w:val="BodyText"/>
-        <w:spacing w:before="32"/>
-        <w:ind w:left="0"/>
+        <w:spacing w:before="32" w:after="0"/>
+        <w:ind w:start="0" w:end="0"/>
         <w:rPr>
           <w:sz w:val="22"/>
         </w:rPr>
       </w:pPr>
+      <w:r>
+        <w:rPr>
+          <w:sz w:val="22"/>
+        </w:rPr>
+      </w:r>
     </w:p>
     <w:p>
       <w:pPr>
-        <w:spacing w:before="0"/>
-        <w:ind w:left="28" w:right="0" w:firstLine="0"/>
-        <w:jc w:val="left"/>
-        <w:rPr>
-          <w:sz w:val="22"/>
-        </w:rPr>
+        <w:pStyle w:val="Normal"/>
+        <w:spacing w:before="0" w:after="0"/>
+        <w:ind w:hanging="0" w:start="28" w:end="0"/>
+        <w:jc w:val="start"/>
+        <w:rPr/>
       </w:pPr>
       <w:r>
         <w:rPr>
@@ -17062,12 +16207,11 @@
     </w:p>
     <w:p>
       <w:pPr>
-        <w:spacing w:line="252" w:lineRule="auto" w:before="12"/>
-        <w:ind w:left="28" w:right="2059" w:firstLine="0"/>
-        <w:jc w:val="left"/>
-        <w:rPr>
-          <w:sz w:val="22"/>
-        </w:rPr>
+        <w:pStyle w:val="Normal"/>
+        <w:spacing w:lineRule="auto" w:line="252" w:before="12" w:after="0"/>
+        <w:ind w:hanging="0" w:start="28" w:end="2059"/>
+        <w:jc w:val="start"/>
+        <w:rPr/>
       </w:pPr>
       <w:r>
         <w:rPr>
@@ -17079,21 +16223,25 @@
     <w:p>
       <w:pPr>
         <w:pStyle w:val="BodyText"/>
-        <w:spacing w:before="135"/>
-        <w:ind w:left="0"/>
+        <w:spacing w:before="135" w:after="0"/>
+        <w:ind w:start="0" w:end="0"/>
         <w:rPr>
           <w:sz w:val="22"/>
         </w:rPr>
       </w:pPr>
+      <w:r>
+        <w:rPr>
+          <w:sz w:val="22"/>
+        </w:rPr>
+      </w:r>
     </w:p>
     <w:p>
       <w:pPr>
-        <w:spacing w:line="252" w:lineRule="auto" w:before="0"/>
-        <w:ind w:left="28" w:right="2059" w:firstLine="113"/>
-        <w:jc w:val="left"/>
-        <w:rPr>
-          <w:sz w:val="22"/>
-        </w:rPr>
+        <w:pStyle w:val="Normal"/>
+        <w:spacing w:lineRule="auto" w:line="252" w:before="0" w:after="0"/>
+        <w:ind w:firstLine="113" w:start="28" w:end="2059"/>
+        <w:jc w:val="start"/>
+        <w:rPr/>
       </w:pPr>
       <w:r>
         <w:rPr>
@@ -17118,36 +16266,45 @@
     <w:p>
       <w:pPr>
         <w:pStyle w:val="BodyText"/>
-        <w:spacing w:before="0"/>
-        <w:ind w:left="0"/>
+        <w:spacing w:before="0" w:after="0"/>
+        <w:ind w:start="0" w:end="0"/>
         <w:rPr>
           <w:sz w:val="22"/>
         </w:rPr>
       </w:pPr>
+      <w:r>
+        <w:rPr>
+          <w:sz w:val="22"/>
+        </w:rPr>
+      </w:r>
     </w:p>
     <w:p>
       <w:pPr>
         <w:pStyle w:val="BodyText"/>
-        <w:spacing w:before="66"/>
-        <w:ind w:left="0"/>
+        <w:spacing w:before="66" w:after="0"/>
+        <w:ind w:start="0" w:end="0"/>
         <w:rPr>
           <w:sz w:val="22"/>
         </w:rPr>
       </w:pPr>
+      <w:r>
+        <w:rPr>
+          <w:sz w:val="22"/>
+        </w:rPr>
+      </w:r>
     </w:p>
     <w:p>
       <w:pPr>
+        <w:pStyle w:val="Normal"/>
         <w:tabs>
-          <w:tab w:pos="5819" w:val="left" w:leader="none"/>
-          <w:tab w:pos="5914" w:val="left" w:leader="none"/>
+          <w:tab w:val="clear" w:pos="720"/>
+          <w:tab w:val="left" w:pos="5819" w:leader="none"/>
+          <w:tab w:val="left" w:pos="5914" w:leader="none"/>
         </w:tabs>
-        <w:spacing w:line="249" w:lineRule="auto" w:before="0"/>
-        <w:ind w:left="1028" w:right="1597" w:firstLine="372"/>
-        <w:jc w:val="left"/>
-        <w:rPr>
-          <w:b/>
-          <w:sz w:val="22"/>
-        </w:rPr>
+        <w:spacing w:lineRule="auto" w:line="250" w:before="0" w:after="0"/>
+        <w:ind w:firstLine="372" w:start="1028" w:end="1597"/>
+        <w:jc w:val="start"/>
+        <w:rPr/>
       </w:pPr>
       <w:r>
         <w:rPr>
@@ -17218,14 +16375,13 @@
           <w:spacing w:val="-12"/>
           <w:sz w:val="22"/>
         </w:rPr>
-        <w:t>Ở</w:t>
+        <w:t xml:space="preserve">Ở                                                  </w:t>
       </w:r>
       <w:r>
         <w:rPr>
           <w:b/>
           <w:sz w:val="22"/>
         </w:rPr>
-        <w:tab/>
         <w:t>BÊN</w:t>
       </w:r>
       <w:r>
@@ -17277,16 +16433,15 @@
     </w:p>
     <w:p>
       <w:pPr>
+        <w:pStyle w:val="Normal"/>
         <w:tabs>
-          <w:tab w:pos="4506" w:val="left" w:leader="none"/>
+          <w:tab w:val="clear" w:pos="720"/>
+          <w:tab w:val="left" w:pos="4506" w:leader="none"/>
         </w:tabs>
-        <w:spacing w:line="244" w:lineRule="exact" w:before="0"/>
-        <w:ind w:left="0" w:right="281" w:firstLine="0"/>
+        <w:spacing w:lineRule="exact" w:line="244" w:before="0" w:after="0"/>
+        <w:ind w:hanging="0" w:start="0" w:end="281"/>
         <w:jc w:val="center"/>
-        <w:rPr>
-          <w:i/>
-          <w:sz w:val="22"/>
-        </w:rPr>
+        <w:rPr/>
       </w:pPr>
       <w:r>
         <w:rPr>
@@ -17429,45 +16584,61 @@
     <w:p>
       <w:pPr>
         <w:pStyle w:val="BodyText"/>
-        <w:spacing w:before="0"/>
-        <w:ind w:left="0"/>
+        <w:spacing w:before="0" w:after="0"/>
+        <w:ind w:start="0" w:end="0"/>
         <w:rPr>
           <w:i/>
           <w:sz w:val="22"/>
         </w:rPr>
       </w:pPr>
+      <w:r>
+        <w:rPr>
+          <w:i/>
+          <w:sz w:val="22"/>
+        </w:rPr>
+      </w:r>
     </w:p>
     <w:p>
       <w:pPr>
         <w:pStyle w:val="BodyText"/>
-        <w:spacing w:before="0"/>
-        <w:ind w:left="0"/>
+        <w:spacing w:before="0" w:after="0"/>
+        <w:ind w:start="0" w:end="0"/>
         <w:rPr>
           <w:i/>
           <w:sz w:val="22"/>
         </w:rPr>
       </w:pPr>
+      <w:r>
+        <w:rPr>
+          <w:i/>
+          <w:sz w:val="22"/>
+        </w:rPr>
+      </w:r>
     </w:p>
     <w:p>
       <w:pPr>
         <w:pStyle w:val="BodyText"/>
-        <w:spacing w:before="172"/>
-        <w:ind w:left="0"/>
+        <w:spacing w:before="172" w:after="0"/>
+        <w:ind w:start="0" w:end="0"/>
         <w:rPr>
           <w:i/>
           <w:sz w:val="22"/>
         </w:rPr>
       </w:pPr>
+      <w:r>
+        <w:rPr>
+          <w:i/>
+          <w:sz w:val="22"/>
+        </w:rPr>
+      </w:r>
     </w:p>
     <w:p>
       <w:pPr>
-        <w:spacing w:before="0"/>
-        <w:ind w:left="1201" w:right="0" w:firstLine="0"/>
-        <w:jc w:val="left"/>
-        <w:rPr>
-          <w:b/>
-          <w:sz w:val="22"/>
-        </w:rPr>
+        <w:pStyle w:val="Normal"/>
+        <w:spacing w:before="0" w:after="0"/>
+        <w:ind w:hanging="0" w:start="1201" w:end="0"/>
+        <w:jc w:val="start"/>
+        <w:rPr/>
       </w:pPr>
       <w:r>
         <w:rPr>
@@ -17524,242 +16695,355 @@
       </w:r>
     </w:p>
     <w:sectPr>
-      <w:pgSz w:w="11910" w:h="16840"/>
-      <w:pgMar w:top="1160" w:bottom="280" w:left="1417" w:right="1133"/>
+      <w:type w:val="nextPage"/>
+      <w:pgSz w:w="11906" w:h="16838"/>
+      <w:pgMar w:left="1417" w:right="1133" w:gutter="0" w:header="0" w:top="1140" w:footer="0" w:bottom="280"/>
+      <w:pgNumType w:fmt="decimal"/>
+      <w:formProt w:val="false"/>
+      <w:textDirection w:val="lrTb"/>
+      <w:docGrid w:type="default" w:linePitch="100" w:charSpace="0"/>
     </w:sectPr>
   </w:body>
 </w:document>
 </file>
 
 <file path=word/numbering.xml><?xml version="1.0" encoding="utf-8"?>
-<w:numbering xmlns:ve="http://schemas.openxmlformats.org/markup-compatibility/2006" xmlns:o="urn:schemas-microsoft-com:office:office" xmlns:r="http://schemas.openxmlformats.org/officeDocument/2006/relationships" xmlns:m="http://schemas.openxmlformats.org/officeDocument/2006/math" xmlns:v="urn:schemas-microsoft-com:vml" xmlns:wp="http://schemas.openxmlformats.org/drawingml/2006/wordprocessingDrawing" xmlns:w10="urn:schemas-microsoft-com:office:word" xmlns:w="http://schemas.openxmlformats.org/wordprocessingml/2006/main" xmlns:wne="http://schemas.microsoft.com/office/word/2006/wordml">
-  <w:abstractNum w:abstractNumId="0">
-    <w:multiLevelType w:val="hybridMultilevel"/>
+<w:numbering xmlns:w="http://schemas.openxmlformats.org/wordprocessingml/2006/main" xmlns:o="urn:schemas-microsoft-com:office:office" xmlns:r="http://schemas.openxmlformats.org/officeDocument/2006/relationships" xmlns:v="urn:schemas-microsoft-com:vml" xmlns:mc="http://schemas.openxmlformats.org/markup-compatibility/2006" xmlns:w14="http://schemas.microsoft.com/office/word/2010/wordml" mc:Ignorable="w14">
+  <w:abstractNum w:abstractNumId="1">
     <w:lvl w:ilvl="0">
       <w:start w:val="1"/>
       <w:numFmt w:val="upperRoman"/>
       <w:lvlText w:val="%1."/>
-      <w:lvlJc w:val="left"/>
+      <w:lvlJc w:val="start"/>
       <w:pPr>
-        <w:ind w:left="241" w:hanging="213"/>
-        <w:jc w:val="left"/>
+        <w:tabs>
+          <w:tab w:val="num" w:pos="0"/>
+        </w:tabs>
+        <w:ind w:start="241" w:hanging="213"/>
       </w:pPr>
       <w:rPr>
-        <w:rFonts w:hint="default" w:ascii="Times New Roman" w:hAnsi="Times New Roman" w:eastAsia="Times New Roman" w:cs="Times New Roman"/>
+        <w:rFonts w:ascii="Times New Roman" w:hAnsi="Times New Roman" w:eastAsia="Times New Roman" w:cs="Times New Roman"/>
         <w:b/>
         <w:bCs/>
-        <w:i w:val="0"/>
-        <w:iCs w:val="0"/>
+        <w:i w:val="false"/>
+        <w:iCs w:val="false"/>
         <w:spacing w:val="0"/>
         <w:w w:val="99"/>
         <w:sz w:val="24"/>
         <w:szCs w:val="24"/>
-        <w:lang w:val="vi" w:eastAsia="en-US" w:bidi="ar-SA"/>
+        <w:lang w:val="vi-VN" w:eastAsia="en-US" w:bidi="ar-SA"/>
       </w:rPr>
     </w:lvl>
     <w:lvl w:ilvl="1">
       <w:start w:val="1"/>
       <w:numFmt w:val="decimal"/>
       <w:lvlText w:val="%2."/>
-      <w:lvlJc w:val="left"/>
+      <w:lvlJc w:val="start"/>
       <w:pPr>
-        <w:ind w:left="287" w:hanging="259"/>
-        <w:jc w:val="left"/>
+        <w:tabs>
+          <w:tab w:val="num" w:pos="0"/>
+        </w:tabs>
+        <w:ind w:start="287" w:hanging="259"/>
       </w:pPr>
       <w:rPr>
-        <w:rFonts w:hint="default" w:ascii="Times New Roman" w:hAnsi="Times New Roman" w:eastAsia="Times New Roman" w:cs="Times New Roman"/>
-        <w:b w:val="0"/>
-        <w:bCs w:val="0"/>
-        <w:i w:val="0"/>
-        <w:iCs w:val="0"/>
+        <w:rFonts w:ascii="Times New Roman" w:hAnsi="Times New Roman" w:eastAsia="Times New Roman" w:cs="Times New Roman"/>
+        <w:b w:val="false"/>
+        <w:bCs w:val="false"/>
+        <w:i w:val="false"/>
+        <w:iCs w:val="false"/>
         <w:spacing w:val="0"/>
         <w:w w:val="99"/>
         <w:sz w:val="24"/>
         <w:szCs w:val="24"/>
-        <w:lang w:val="vi" w:eastAsia="en-US" w:bidi="ar-SA"/>
+        <w:lang w:val="vi-VN" w:eastAsia="en-US" w:bidi="ar-SA"/>
       </w:rPr>
     </w:lvl>
     <w:lvl w:ilvl="2">
       <w:start w:val="0"/>
       <w:numFmt w:val="bullet"/>
-      <w:lvlText w:val="•"/>
-      <w:lvlJc w:val="left"/>
+      <w:lvlText w:val=""/>
+      <w:lvlJc w:val="start"/>
       <w:pPr>
-        <w:ind w:left="1288" w:hanging="259"/>
+        <w:tabs>
+          <w:tab w:val="num" w:pos="0"/>
+        </w:tabs>
+        <w:ind w:start="1288" w:hanging="259"/>
       </w:pPr>
       <w:rPr>
-        <w:rFonts w:hint="default"/>
-        <w:lang w:val="vi" w:eastAsia="en-US" w:bidi="ar-SA"/>
+        <w:rFonts w:ascii="Symbol" w:hAnsi="Symbol" w:cs="Symbol" w:hint="default"/>
+        <w:lang w:val="vi-VN" w:eastAsia="en-US" w:bidi="ar-SA"/>
       </w:rPr>
     </w:lvl>
     <w:lvl w:ilvl="3">
       <w:start w:val="0"/>
       <w:numFmt w:val="bullet"/>
-      <w:lvlText w:val="•"/>
-      <w:lvlJc w:val="left"/>
+      <w:lvlText w:val=""/>
+      <w:lvlJc w:val="start"/>
       <w:pPr>
-        <w:ind w:left="2296" w:hanging="259"/>
+        <w:tabs>
+          <w:tab w:val="num" w:pos="0"/>
+        </w:tabs>
+        <w:ind w:start="2296" w:hanging="259"/>
       </w:pPr>
       <w:rPr>
-        <w:rFonts w:hint="default"/>
-        <w:lang w:val="vi" w:eastAsia="en-US" w:bidi="ar-SA"/>
+        <w:rFonts w:ascii="Symbol" w:hAnsi="Symbol" w:cs="Symbol" w:hint="default"/>
+        <w:lang w:val="vi-VN" w:eastAsia="en-US" w:bidi="ar-SA"/>
       </w:rPr>
     </w:lvl>
     <w:lvl w:ilvl="4">
       <w:start w:val="0"/>
       <w:numFmt w:val="bullet"/>
-      <w:lvlText w:val="•"/>
-      <w:lvlJc w:val="left"/>
+      <w:lvlText w:val=""/>
+      <w:lvlJc w:val="start"/>
       <w:pPr>
-        <w:ind w:left="3305" w:hanging="259"/>
+        <w:tabs>
+          <w:tab w:val="num" w:pos="0"/>
+        </w:tabs>
+        <w:ind w:start="3305" w:hanging="259"/>
       </w:pPr>
       <w:rPr>
-        <w:rFonts w:hint="default"/>
-        <w:lang w:val="vi" w:eastAsia="en-US" w:bidi="ar-SA"/>
+        <w:rFonts w:ascii="Symbol" w:hAnsi="Symbol" w:cs="Symbol" w:hint="default"/>
+        <w:lang w:val="vi-VN" w:eastAsia="en-US" w:bidi="ar-SA"/>
       </w:rPr>
     </w:lvl>
     <w:lvl w:ilvl="5">
       <w:start w:val="0"/>
       <w:numFmt w:val="bullet"/>
-      <w:lvlText w:val="•"/>
-      <w:lvlJc w:val="left"/>
+      <w:lvlText w:val=""/>
+      <w:lvlJc w:val="start"/>
       <w:pPr>
-        <w:ind w:left="4313" w:hanging="259"/>
+        <w:tabs>
+          <w:tab w:val="num" w:pos="0"/>
+        </w:tabs>
+        <w:ind w:start="4313" w:hanging="259"/>
       </w:pPr>
       <w:rPr>
-        <w:rFonts w:hint="default"/>
-        <w:lang w:val="vi" w:eastAsia="en-US" w:bidi="ar-SA"/>
+        <w:rFonts w:ascii="Symbol" w:hAnsi="Symbol" w:cs="Symbol" w:hint="default"/>
+        <w:lang w:val="vi-VN" w:eastAsia="en-US" w:bidi="ar-SA"/>
       </w:rPr>
     </w:lvl>
     <w:lvl w:ilvl="6">
       <w:start w:val="0"/>
       <w:numFmt w:val="bullet"/>
-      <w:lvlText w:val="•"/>
-      <w:lvlJc w:val="left"/>
+      <w:lvlText w:val=""/>
+      <w:lvlJc w:val="start"/>
       <w:pPr>
-        <w:ind w:left="5322" w:hanging="259"/>
+        <w:tabs>
+          <w:tab w:val="num" w:pos="0"/>
+        </w:tabs>
+        <w:ind w:start="5322" w:hanging="259"/>
       </w:pPr>
       <w:rPr>
-        <w:rFonts w:hint="default"/>
-        <w:lang w:val="vi" w:eastAsia="en-US" w:bidi="ar-SA"/>
+        <w:rFonts w:ascii="Symbol" w:hAnsi="Symbol" w:cs="Symbol" w:hint="default"/>
+        <w:lang w:val="vi-VN" w:eastAsia="en-US" w:bidi="ar-SA"/>
       </w:rPr>
     </w:lvl>
     <w:lvl w:ilvl="7">
       <w:start w:val="0"/>
       <w:numFmt w:val="bullet"/>
-      <w:lvlText w:val="•"/>
-      <w:lvlJc w:val="left"/>
+      <w:lvlText w:val=""/>
+      <w:lvlJc w:val="start"/>
       <w:pPr>
-        <w:ind w:left="6330" w:hanging="259"/>
+        <w:tabs>
+          <w:tab w:val="num" w:pos="0"/>
+        </w:tabs>
+        <w:ind w:start="6330" w:hanging="259"/>
       </w:pPr>
       <w:rPr>
-        <w:rFonts w:hint="default"/>
-        <w:lang w:val="vi" w:eastAsia="en-US" w:bidi="ar-SA"/>
+        <w:rFonts w:ascii="Symbol" w:hAnsi="Symbol" w:cs="Symbol" w:hint="default"/>
+        <w:lang w:val="vi-VN" w:eastAsia="en-US" w:bidi="ar-SA"/>
       </w:rPr>
     </w:lvl>
     <w:lvl w:ilvl="8">
       <w:start w:val="0"/>
       <w:numFmt w:val="bullet"/>
-      <w:lvlText w:val="•"/>
-      <w:lvlJc w:val="left"/>
+      <w:lvlText w:val=""/>
+      <w:lvlJc w:val="start"/>
       <w:pPr>
-        <w:ind w:left="7338" w:hanging="259"/>
+        <w:tabs>
+          <w:tab w:val="num" w:pos="0"/>
+        </w:tabs>
+        <w:ind w:start="7338" w:hanging="259"/>
       </w:pPr>
       <w:rPr>
-        <w:rFonts w:hint="default"/>
-        <w:lang w:val="vi" w:eastAsia="en-US" w:bidi="ar-SA"/>
+        <w:rFonts w:ascii="Symbol" w:hAnsi="Symbol" w:cs="Symbol" w:hint="default"/>
+        <w:lang w:val="vi-VN" w:eastAsia="en-US" w:bidi="ar-SA"/>
       </w:rPr>
     </w:lvl>
   </w:abstractNum>
+  <w:abstractNum w:abstractNumId="2">
+    <w:lvl w:ilvl="0">
+      <w:start w:val="1"/>
+      <w:numFmt w:val="none"/>
+      <w:suff w:val="nothing"/>
+      <w:lvlText w:val=""/>
+      <w:lvlJc w:val="start"/>
+      <w:pPr>
+        <w:tabs>
+          <w:tab w:val="num" w:pos="0"/>
+        </w:tabs>
+        <w:ind w:start="0" w:hanging="0"/>
+      </w:pPr>
+    </w:lvl>
+    <w:lvl w:ilvl="1">
+      <w:start w:val="1"/>
+      <w:numFmt w:val="none"/>
+      <w:suff w:val="nothing"/>
+      <w:lvlText w:val=""/>
+      <w:lvlJc w:val="start"/>
+      <w:pPr>
+        <w:tabs>
+          <w:tab w:val="num" w:pos="0"/>
+        </w:tabs>
+        <w:ind w:start="0" w:hanging="0"/>
+      </w:pPr>
+    </w:lvl>
+    <w:lvl w:ilvl="2">
+      <w:start w:val="1"/>
+      <w:numFmt w:val="none"/>
+      <w:suff w:val="nothing"/>
+      <w:lvlText w:val=""/>
+      <w:lvlJc w:val="start"/>
+      <w:pPr>
+        <w:tabs>
+          <w:tab w:val="num" w:pos="0"/>
+        </w:tabs>
+        <w:ind w:start="0" w:hanging="0"/>
+      </w:pPr>
+    </w:lvl>
+    <w:lvl w:ilvl="3">
+      <w:start w:val="1"/>
+      <w:numFmt w:val="none"/>
+      <w:suff w:val="nothing"/>
+      <w:lvlText w:val=""/>
+      <w:lvlJc w:val="start"/>
+      <w:pPr>
+        <w:tabs>
+          <w:tab w:val="num" w:pos="0"/>
+        </w:tabs>
+        <w:ind w:start="0" w:hanging="0"/>
+      </w:pPr>
+    </w:lvl>
+    <w:lvl w:ilvl="4">
+      <w:start w:val="1"/>
+      <w:numFmt w:val="none"/>
+      <w:suff w:val="nothing"/>
+      <w:lvlText w:val=""/>
+      <w:lvlJc w:val="start"/>
+      <w:pPr>
+        <w:tabs>
+          <w:tab w:val="num" w:pos="0"/>
+        </w:tabs>
+        <w:ind w:start="0" w:hanging="0"/>
+      </w:pPr>
+    </w:lvl>
+    <w:lvl w:ilvl="5">
+      <w:start w:val="1"/>
+      <w:numFmt w:val="none"/>
+      <w:suff w:val="nothing"/>
+      <w:lvlText w:val=""/>
+      <w:lvlJc w:val="start"/>
+      <w:pPr>
+        <w:tabs>
+          <w:tab w:val="num" w:pos="0"/>
+        </w:tabs>
+        <w:ind w:start="0" w:hanging="0"/>
+      </w:pPr>
+    </w:lvl>
+    <w:lvl w:ilvl="6">
+      <w:start w:val="1"/>
+      <w:numFmt w:val="none"/>
+      <w:suff w:val="nothing"/>
+      <w:lvlText w:val=""/>
+      <w:lvlJc w:val="start"/>
+      <w:pPr>
+        <w:tabs>
+          <w:tab w:val="num" w:pos="0"/>
+        </w:tabs>
+        <w:ind w:start="0" w:hanging="0"/>
+      </w:pPr>
+    </w:lvl>
+    <w:lvl w:ilvl="7">
+      <w:start w:val="1"/>
+      <w:numFmt w:val="none"/>
+      <w:suff w:val="nothing"/>
+      <w:lvlText w:val=""/>
+      <w:lvlJc w:val="start"/>
+      <w:pPr>
+        <w:tabs>
+          <w:tab w:val="num" w:pos="0"/>
+        </w:tabs>
+        <w:ind w:start="0" w:hanging="0"/>
+      </w:pPr>
+    </w:lvl>
+    <w:lvl w:ilvl="8">
+      <w:start w:val="1"/>
+      <w:numFmt w:val="none"/>
+      <w:suff w:val="nothing"/>
+      <w:lvlText w:val=""/>
+      <w:lvlJc w:val="start"/>
+      <w:pPr>
+        <w:tabs>
+          <w:tab w:val="num" w:pos="0"/>
+        </w:tabs>
+        <w:ind w:start="0" w:hanging="0"/>
+      </w:pPr>
+    </w:lvl>
+  </w:abstractNum>
   <w:num w:numId="1">
-    <w:abstractNumId w:val="0"/>
+    <w:abstractNumId w:val="1"/>
+  </w:num>
+  <w:num w:numId="2">
+    <w:abstractNumId w:val="2"/>
   </w:num>
 </w:numbering>
 </file>
 
 <file path=word/styles.xml><?xml version="1.0" encoding="utf-8"?>
-<w:styles xmlns:r="http://schemas.openxmlformats.org/officeDocument/2006/relationships" xmlns:w="http://schemas.openxmlformats.org/wordprocessingml/2006/main">
+<w:styles xmlns:w="http://schemas.openxmlformats.org/wordprocessingml/2006/main" xmlns:w14="http://schemas.microsoft.com/office/word/2010/wordml" xmlns:mc="http://schemas.openxmlformats.org/markup-compatibility/2006" mc:Ignorable="w14">
   <w:docDefaults>
     <w:rPrDefault>
       <w:rPr>
-        <w:rFonts w:cstheme="minorBidi" w:hAnsiTheme="minorHAnsi" w:eastAsiaTheme="minorHAnsi" w:asciiTheme="minorHAnsi"/>
+        <w:rFonts w:ascii="Calibri" w:hAnsi="Calibri" w:eastAsia="Calibri" w:cs="" w:asciiTheme="minorHAnsi" w:cstheme="minorBidi" w:eastAsiaTheme="minorHAnsi" w:hAnsiTheme="minorHAnsi"/>
         <w:sz w:val="22"/>
         <w:szCs w:val="22"/>
-        <w:lang w:val="en-US" w:bidi="ar-SA" w:eastAsia="en-US"/>
+        <w:lang w:val="en-US" w:eastAsia="en-US" w:bidi="ar-SA"/>
       </w:rPr>
     </w:rPrDefault>
     <w:pPrDefault>
       <w:pPr>
-        <w:widowControl w:val="0"/>
-        <w:autoSpaceDE w:val="0"/>
-        <w:autoSpaceDN w:val="0"/>
-        <w:spacing w:lineRule="auto" w:line="240" w:before="0" w:after="0"/>
-        <w:ind w:left="0" w:right="0"/>
-        <w:jc w:val="left"/>
+        <w:suppressAutoHyphens w:val="true"/>
       </w:pPr>
     </w:pPrDefault>
   </w:docDefaults>
-  <w:style w:styleId="DefaultParagraphFont" w:default="1" w:type="character">
-    <w:name w:val="Default Paragraph Font"/>
-    <w:uiPriority w:val="1"/>
-    <w:semiHidden/>
-    <w:unhideWhenUsed/>
-  </w:style>
-  <w:style w:styleId="TableNormal" w:default="1" w:type="table">
-    <w:name w:val="Table Normal"/>
-    <w:uiPriority w:val="2"/>
-    <w:semiHidden/>
-    <w:unhideWhenUsed/>
-    <w:qFormat/>
-    <w:tblPr>
-      <w:tblInd w:w="0" w:type="dxa"/>
-      <w:tblCellMar>
-        <w:top w:w="0" w:type="dxa"/>
-        <w:left w:w="0" w:type="dxa"/>
-        <w:bottom w:w="0" w:type="dxa"/>
-        <w:right w:w="0" w:type="dxa"/>
-      </w:tblCellMar>
-    </w:tblPr>
-  </w:style>
-  <w:style w:styleId="NoList" w:default="1" w:type="numbering">
-    <w:name w:val="No List"/>
-    <w:uiPriority w:val="99"/>
-    <w:semiHidden/>
-    <w:unhideWhenUsed/>
-  </w:style>
-  <w:style w:default="1" w:styleId="Normal" w:type="paragraph">
+  <w:style w:type="paragraph" w:styleId="Normal" w:default="1">
     <w:name w:val="Normal"/>
     <w:uiPriority w:val="1"/>
     <w:qFormat/>
-    <w:pPr/>
+    <w:pPr>
+      <w:widowControl w:val="false"/>
+      <w:suppressAutoHyphens w:val="true"/>
+      <w:bidi w:val="0"/>
+      <w:spacing w:lineRule="auto" w:line="240" w:before="0" w:after="0"/>
+      <w:ind w:start="0" w:end="0"/>
+      <w:jc w:val="start"/>
+    </w:pPr>
     <w:rPr>
       <w:rFonts w:ascii="Times New Roman" w:hAnsi="Times New Roman" w:eastAsia="Times New Roman" w:cs="Times New Roman"/>
-      <w:lang w:val="vi" w:eastAsia="en-US" w:bidi="ar-SA"/>
+      <w:color w:val="auto"/>
+      <w:kern w:val="0"/>
+      <w:sz w:val="22"/>
+      <w:szCs w:val="22"/>
+      <w:lang w:val="vi-VN" w:eastAsia="en-US" w:bidi="ar-SA"/>
     </w:rPr>
   </w:style>
-  <w:style w:styleId="BodyText" w:type="paragraph">
-    <w:name w:val="Body Text"/>
+  <w:style w:type="paragraph" w:styleId="Heading1">
+    <w:name w:val="heading 1"/>
     <w:basedOn w:val="Normal"/>
     <w:uiPriority w:val="1"/>
     <w:qFormat/>
     <w:pPr>
-      <w:spacing w:before="30"/>
-      <w:ind w:left="28"/>
-    </w:pPr>
-    <w:rPr>
-      <w:rFonts w:ascii="Times New Roman" w:hAnsi="Times New Roman" w:eastAsia="Times New Roman" w:cs="Times New Roman"/>
-      <w:sz w:val="24"/>
-      <w:szCs w:val="24"/>
-      <w:lang w:val="vi" w:eastAsia="en-US" w:bidi="ar-SA"/>
-    </w:rPr>
-  </w:style>
-  <w:style w:styleId="Heading1" w:type="paragraph">
-    <w:name w:val="Heading 1"/>
-    <w:basedOn w:val="Normal"/>
-    <w:uiPriority w:val="1"/>
-    <w:qFormat/>
-    <w:pPr>
-      <w:ind w:left="937" w:right="1219"/>
+      <w:ind w:start="937" w:end="1219"/>
       <w:jc w:val="center"/>
       <w:outlineLvl w:val="1"/>
     </w:pPr>
@@ -17769,16 +17053,16 @@
       <w:bCs/>
       <w:sz w:val="34"/>
       <w:szCs w:val="34"/>
-      <w:lang w:val="vi" w:eastAsia="en-US" w:bidi="ar-SA"/>
+      <w:lang w:val="vi-VN" w:eastAsia="en-US" w:bidi="ar-SA"/>
     </w:rPr>
   </w:style>
-  <w:style w:styleId="Heading2" w:type="paragraph">
-    <w:name w:val="Heading 2"/>
+  <w:style w:type="paragraph" w:styleId="Heading2">
+    <w:name w:val="heading 2"/>
     <w:basedOn w:val="Normal"/>
     <w:uiPriority w:val="1"/>
     <w:qFormat/>
     <w:pPr>
-      <w:ind w:left="937"/>
+      <w:ind w:start="937"/>
       <w:outlineLvl w:val="2"/>
     </w:pPr>
     <w:rPr>
@@ -17787,17 +17071,17 @@
       <w:bCs/>
       <w:sz w:val="24"/>
       <w:szCs w:val="24"/>
-      <w:lang w:val="vi" w:eastAsia="en-US" w:bidi="ar-SA"/>
+      <w:lang w:val="vi-VN" w:eastAsia="en-US" w:bidi="ar-SA"/>
     </w:rPr>
   </w:style>
-  <w:style w:styleId="Heading3" w:type="paragraph">
-    <w:name w:val="Heading 3"/>
+  <w:style w:type="paragraph" w:styleId="Heading3">
+    <w:name w:val="heading 3"/>
     <w:basedOn w:val="Normal"/>
     <w:uiPriority w:val="1"/>
     <w:qFormat/>
     <w:pPr>
-      <w:spacing w:before="1"/>
-      <w:ind w:left="937" w:right="1219"/>
+      <w:spacing w:before="1" w:after="0"/>
+      <w:ind w:start="937" w:end="1219"/>
       <w:jc w:val="center"/>
       <w:outlineLvl w:val="3"/>
     </w:pPr>
@@ -17809,45 +17093,141 @@
       <w:iCs/>
       <w:sz w:val="24"/>
       <w:szCs w:val="24"/>
-      <w:lang w:val="vi" w:eastAsia="en-US" w:bidi="ar-SA"/>
+      <w:lang w:val="vi-VN" w:eastAsia="en-US" w:bidi="ar-SA"/>
     </w:rPr>
   </w:style>
-  <w:style w:styleId="ListParagraph" w:type="paragraph">
+  <w:style w:type="character" w:styleId="DefaultParagraphFont" w:default="1">
+    <w:name w:val="Default Paragraph Font"/>
+    <w:uiPriority w:val="1"/>
+    <w:semiHidden/>
+    <w:unhideWhenUsed/>
+    <w:qFormat/>
+    <w:rPr/>
+  </w:style>
+  <w:style w:type="paragraph" w:styleId="Heading">
+    <w:name w:val="Heading"/>
+    <w:basedOn w:val="Normal"/>
+    <w:next w:val="BodyText"/>
+    <w:qFormat/>
+    <w:pPr>
+      <w:keepNext w:val="true"/>
+      <w:spacing w:before="240" w:after="120"/>
+    </w:pPr>
+    <w:rPr>
+      <w:rFonts w:ascii="Liberation Sans" w:hAnsi="Liberation Sans" w:eastAsia="Noto Sans CJK SC" w:cs="Noto Sans Devanagari"/>
+      <w:sz w:val="28"/>
+      <w:szCs w:val="28"/>
+    </w:rPr>
+  </w:style>
+  <w:style w:type="paragraph" w:styleId="BodyText">
+    <w:name w:val="Body Text"/>
+    <w:basedOn w:val="Normal"/>
+    <w:uiPriority w:val="1"/>
+    <w:qFormat/>
+    <w:pPr>
+      <w:spacing w:before="30" w:after="0"/>
+      <w:ind w:start="28"/>
+    </w:pPr>
+    <w:rPr>
+      <w:rFonts w:ascii="Times New Roman" w:hAnsi="Times New Roman" w:eastAsia="Times New Roman" w:cs="Times New Roman"/>
+      <w:sz w:val="24"/>
+      <w:szCs w:val="24"/>
+      <w:lang w:val="vi-VN" w:eastAsia="en-US" w:bidi="ar-SA"/>
+    </w:rPr>
+  </w:style>
+  <w:style w:type="paragraph" w:styleId="List">
+    <w:name w:val="List"/>
+    <w:basedOn w:val="BodyText"/>
+    <w:pPr/>
+    <w:rPr>
+      <w:rFonts w:cs="Noto Sans Devanagari"/>
+    </w:rPr>
+  </w:style>
+  <w:style w:type="paragraph" w:styleId="Caption">
+    <w:name w:val="caption"/>
+    <w:basedOn w:val="Normal"/>
+    <w:qFormat/>
+    <w:pPr>
+      <w:suppressLineNumbers/>
+      <w:spacing w:before="120" w:after="120"/>
+    </w:pPr>
+    <w:rPr>
+      <w:rFonts w:cs="Noto Sans Devanagari"/>
+      <w:i/>
+      <w:iCs/>
+      <w:sz w:val="24"/>
+      <w:szCs w:val="24"/>
+    </w:rPr>
+  </w:style>
+  <w:style w:type="paragraph" w:styleId="Index">
+    <w:name w:val="Index"/>
+    <w:basedOn w:val="Normal"/>
+    <w:qFormat/>
+    <w:pPr>
+      <w:suppressLineNumbers/>
+    </w:pPr>
+    <w:rPr>
+      <w:rFonts w:cs="Noto Sans Devanagari"/>
+    </w:rPr>
+  </w:style>
+  <w:style w:type="paragraph" w:styleId="ListParagraph">
     <w:name w:val="List Paragraph"/>
     <w:basedOn w:val="Normal"/>
     <w:uiPriority w:val="1"/>
     <w:qFormat/>
     <w:pPr>
-      <w:spacing w:before="97"/>
-      <w:ind w:left="286" w:hanging="258"/>
+      <w:spacing w:before="97" w:after="0"/>
+      <w:ind w:hanging="258" w:start="286"/>
     </w:pPr>
     <w:rPr>
       <w:rFonts w:ascii="Times New Roman" w:hAnsi="Times New Roman" w:eastAsia="Times New Roman" w:cs="Times New Roman"/>
-      <w:lang w:val="vi" w:eastAsia="en-US" w:bidi="ar-SA"/>
+      <w:lang w:val="vi-VN" w:eastAsia="en-US" w:bidi="ar-SA"/>
     </w:rPr>
   </w:style>
-  <w:style w:styleId="TableParagraph" w:type="paragraph">
+  <w:style w:type="paragraph" w:styleId="TableParagraph">
     <w:name w:val="Table Paragraph"/>
     <w:basedOn w:val="Normal"/>
     <w:uiPriority w:val="1"/>
     <w:qFormat/>
     <w:pPr/>
     <w:rPr>
-      <w:lang w:val="vi" w:eastAsia="en-US" w:bidi="ar-SA"/>
+      <w:lang w:val="vi-VN" w:eastAsia="en-US" w:bidi="ar-SA"/>
     </w:rPr>
+  </w:style>
+  <w:style w:type="numbering" w:styleId="NoList" w:default="1">
+    <w:name w:val="No List"/>
+    <w:uiPriority w:val="99"/>
+    <w:semiHidden/>
+    <w:unhideWhenUsed/>
+    <w:qFormat/>
+  </w:style>
+  <w:style w:type="table" w:default="1" w:styleId="TableNormal">
+    <w:name w:val="Table Normal"/>
+    <w:uiPriority w:val="2"/>
+    <w:semiHidden/>
+    <w:unhideWhenUsed/>
+    <w:qFormat/>
+    <w:tblPr>
+      <w:tblCellMar>
+        <w:top w:w="0" w:type="dxa"/>
+        <w:left w:w="0" w:type="dxa"/>
+        <w:bottom w:w="0" w:type="dxa"/>
+        <w:right w:w="0" w:type="dxa"/>
+      </w:tblCellMar>
+    </w:tblPr>
   </w:style>
 </w:styles>
 </file>
 
 <file path=word/theme/theme1.xml><?xml version="1.0" encoding="utf-8"?>
-<a:theme xmlns:a="http://schemas.openxmlformats.org/drawingml/2006/main" name="Office Theme">
+<a:theme xmlns:a="http://schemas.openxmlformats.org/drawingml/2006/main" xmlns:r="http://schemas.openxmlformats.org/officeDocument/2006/relationships" name="Office Theme">
   <a:themeElements>
     <a:clrScheme name="Office">
       <a:dk1>
-        <a:sysClr val="windowText" lastClr="000000"/>
+        <a:srgbClr val="000000"/>
       </a:dk1>
       <a:lt1>
-        <a:sysClr val="window" lastClr="FFFFFF"/>
+        <a:srgbClr val="FFFFFF"/>
       </a:lt1>
       <a:dk2>
         <a:srgbClr val="1F497D"/>
@@ -17882,242 +17262,134 @@
     </a:clrScheme>
     <a:fontScheme name="Office">
       <a:majorFont>
-        <a:latin typeface="Cambria"/>
+        <a:latin typeface="Cambria" pitchFamily="0" charset="1"/>
         <a:ea typeface=""/>
         <a:cs typeface=""/>
-        <a:font script="Jpan" typeface="ＭＳ ゴシック"/>
-        <a:font script="Hang" typeface="맑은 고딕"/>
-        <a:font script="Hans" typeface="宋体"/>
-        <a:font script="Hant" typeface="新細明體"/>
-        <a:font script="Arab" typeface="Times New Roman"/>
-        <a:font script="Hebr" typeface="Times New Roman"/>
-        <a:font script="Thai" typeface="Angsana New"/>
-        <a:font script="Ethi" typeface="Nyala"/>
-        <a:font script="Beng" typeface="Vrinda"/>
-        <a:font script="Gujr" typeface="Shruti"/>
-        <a:font script="Khmr" typeface="MoolBoran"/>
-        <a:font script="Knda" typeface="Tunga"/>
-        <a:font script="Guru" typeface="Raavi"/>
-        <a:font script="Cans" typeface="Euphemia"/>
-        <a:font script="Cher" typeface="Plantagenet Cherokee"/>
-        <a:font script="Yiii" typeface="Microsoft Yi Baiti"/>
-        <a:font script="Tibt" typeface="Microsoft Himalaya"/>
-        <a:font script="Thaa" typeface="MV Boli"/>
-        <a:font script="Deva" typeface="Mangal"/>
-        <a:font script="Telu" typeface="Gautami"/>
-        <a:font script="Taml" typeface="Latha"/>
-        <a:font script="Syrc" typeface="Estrangelo Edessa"/>
-        <a:font script="Orya" typeface="Kalinga"/>
-        <a:font script="Mlym" typeface="Kartika"/>
-        <a:font script="Laoo" typeface="DokChampa"/>
-        <a:font script="Sinh" typeface="Iskoola Pota"/>
-        <a:font script="Mong" typeface="Mongolian Baiti"/>
-        <a:font script="Viet" typeface="Times New Roman"/>
-        <a:font script="Uigh" typeface="Microsoft Uighur"/>
       </a:majorFont>
       <a:minorFont>
-        <a:latin typeface="Calibri"/>
+        <a:latin typeface="Calibri" pitchFamily="0" charset="1"/>
         <a:ea typeface=""/>
         <a:cs typeface=""/>
-        <a:font script="Jpan" typeface="ＭＳ 明朝"/>
-        <a:font script="Hang" typeface="맑은 고딕"/>
-        <a:font script="Hans" typeface="宋体"/>
-        <a:font script="Hant" typeface="新細明體"/>
-        <a:font script="Arab" typeface="Arial"/>
-        <a:font script="Hebr" typeface="Arial"/>
-        <a:font script="Thai" typeface="Cordia New"/>
-        <a:font script="Ethi" typeface="Nyala"/>
-        <a:font script="Beng" typeface="Vrinda"/>
-        <a:font script="Gujr" typeface="Shruti"/>
-        <a:font script="Khmr" typeface="DaunPenh"/>
-        <a:font script="Knda" typeface="Tunga"/>
-        <a:font script="Guru" typeface="Raavi"/>
-        <a:font script="Cans" typeface="Euphemia"/>
-        <a:font script="Cher" typeface="Plantagenet Cherokee"/>
-        <a:font script="Yiii" typeface="Microsoft Yi Baiti"/>
-        <a:font script="Tibt" typeface="Microsoft Himalaya"/>
-        <a:font script="Thaa" typeface="MV Boli"/>
-        <a:font script="Deva" typeface="Mangal"/>
-        <a:font script="Telu" typeface="Gautami"/>
-        <a:font script="Taml" typeface="Latha"/>
-        <a:font script="Syrc" typeface="Estrangelo Edessa"/>
-        <a:font script="Orya" typeface="Kalinga"/>
-        <a:font script="Mlym" typeface="Kartika"/>
-        <a:font script="Laoo" typeface="DokChampa"/>
-        <a:font script="Sinh" typeface="Iskoola Pota"/>
-        <a:font script="Mong" typeface="Mongolian Baiti"/>
-        <a:font script="Viet" typeface="Arial"/>
-        <a:font script="Uigh" typeface="Microsoft Uighur"/>
       </a:minorFont>
     </a:fontScheme>
-    <a:fmtScheme name="Office">
+    <a:fmtScheme>
       <a:fillStyleLst>
         <a:solidFill>
           <a:schemeClr val="phClr"/>
         </a:solidFill>
-        <a:gradFill rotWithShape="1">
+        <a:gradFill>
           <a:gsLst>
             <a:gs pos="0">
               <a:schemeClr val="phClr">
                 <a:tint val="50000"/>
-                <a:satMod val="300000"/>
               </a:schemeClr>
             </a:gs>
             <a:gs pos="35000">
               <a:schemeClr val="phClr">
                 <a:tint val="37000"/>
-                <a:satMod val="300000"/>
               </a:schemeClr>
             </a:gs>
             <a:gs pos="100000">
               <a:schemeClr val="phClr">
                 <a:tint val="15000"/>
-                <a:satMod val="350000"/>
               </a:schemeClr>
             </a:gs>
           </a:gsLst>
           <a:lin ang="16200000" scaled="1"/>
+          <a:tileRect l="0" t="0" r="0" b="0"/>
         </a:gradFill>
-        <a:gradFill rotWithShape="1">
+        <a:gradFill>
           <a:gsLst>
             <a:gs pos="0">
               <a:schemeClr val="phClr">
                 <a:shade val="51000"/>
-                <a:satMod val="130000"/>
               </a:schemeClr>
             </a:gs>
             <a:gs pos="80000">
               <a:schemeClr val="phClr">
                 <a:shade val="93000"/>
-                <a:satMod val="130000"/>
               </a:schemeClr>
             </a:gs>
             <a:gs pos="100000">
               <a:schemeClr val="phClr">
                 <a:shade val="94000"/>
-                <a:satMod val="135000"/>
               </a:schemeClr>
             </a:gs>
           </a:gsLst>
           <a:lin ang="16200000" scaled="0"/>
+          <a:tileRect l="0" t="0" r="0" b="0"/>
         </a:gradFill>
       </a:fillStyleLst>
       <a:lnStyleLst>
         <a:ln w="9525" cap="flat" cmpd="sng" algn="ctr">
-          <a:solidFill>
-            <a:schemeClr val="phClr">
-              <a:shade val="95000"/>
-              <a:satMod val="105000"/>
-            </a:schemeClr>
-          </a:solidFill>
           <a:prstDash val="solid"/>
         </a:ln>
         <a:ln w="25400" cap="flat" cmpd="sng" algn="ctr">
-          <a:solidFill>
-            <a:schemeClr val="phClr"/>
-          </a:solidFill>
           <a:prstDash val="solid"/>
         </a:ln>
         <a:ln w="38100" cap="flat" cmpd="sng" algn="ctr">
-          <a:solidFill>
-            <a:schemeClr val="phClr"/>
-          </a:solidFill>
           <a:prstDash val="solid"/>
         </a:ln>
       </a:lnStyleLst>
       <a:effectStyleLst>
         <a:effectStyle>
-          <a:effectLst>
-            <a:outerShdw blurRad="40000" dist="20000" dir="5400000" rotWithShape="0">
-              <a:srgbClr val="000000">
-                <a:alpha val="38000"/>
-              </a:srgbClr>
-            </a:outerShdw>
-          </a:effectLst>
+          <a:effectLst/>
         </a:effectStyle>
         <a:effectStyle>
-          <a:effectLst>
-            <a:outerShdw blurRad="40000" dist="23000" dir="5400000" rotWithShape="0">
-              <a:srgbClr val="000000">
-                <a:alpha val="35000"/>
-              </a:srgbClr>
-            </a:outerShdw>
-          </a:effectLst>
+          <a:effectLst/>
         </a:effectStyle>
         <a:effectStyle>
-          <a:effectLst>
-            <a:outerShdw blurRad="40000" dist="23000" dir="5400000" rotWithShape="0">
-              <a:srgbClr val="000000">
-                <a:alpha val="35000"/>
-              </a:srgbClr>
-            </a:outerShdw>
-          </a:effectLst>
-          <a:scene3d>
-            <a:camera prst="orthographicFront">
-              <a:rot lat="0" lon="0" rev="0"/>
-            </a:camera>
-            <a:lightRig rig="threePt" dir="t">
-              <a:rot lat="0" lon="0" rev="1200000"/>
-            </a:lightRig>
-          </a:scene3d>
-          <a:sp3d>
-            <a:bevelT w="63500" h="25400"/>
-          </a:sp3d>
+          <a:effectLst/>
         </a:effectStyle>
       </a:effectStyleLst>
       <a:bgFillStyleLst>
         <a:solidFill>
           <a:schemeClr val="phClr"/>
         </a:solidFill>
-        <a:gradFill rotWithShape="1">
+        <a:gradFill>
           <a:gsLst>
             <a:gs pos="0">
               <a:schemeClr val="phClr">
                 <a:tint val="40000"/>
-                <a:satMod val="350000"/>
               </a:schemeClr>
             </a:gs>
             <a:gs pos="40000">
               <a:schemeClr val="phClr">
                 <a:tint val="45000"/>
                 <a:shade val="99000"/>
-                <a:satMod val="350000"/>
               </a:schemeClr>
             </a:gs>
             <a:gs pos="100000">
               <a:schemeClr val="phClr">
                 <a:shade val="20000"/>
-                <a:satMod val="255000"/>
               </a:schemeClr>
             </a:gs>
           </a:gsLst>
           <a:path path="circle">
             <a:fillToRect l="50000" t="-80000" r="50000" b="180000"/>
           </a:path>
+          <a:tileRect l="0" t="0" r="0" b="0"/>
         </a:gradFill>
-        <a:gradFill rotWithShape="1">
+        <a:gradFill>
           <a:gsLst>
             <a:gs pos="0">
               <a:schemeClr val="phClr">
                 <a:tint val="80000"/>
-                <a:satMod val="300000"/>
               </a:schemeClr>
             </a:gs>
             <a:gs pos="100000">
               <a:schemeClr val="phClr">
                 <a:shade val="30000"/>
-                <a:satMod val="200000"/>
               </a:schemeClr>
             </a:gs>
           </a:gsLst>
           <a:path path="circle">
             <a:fillToRect l="50000" t="50000" r="50000" b="50000"/>
           </a:path>
+          <a:tileRect l="0" t="0" r="0" b="0"/>
         </a:gradFill>
       </a:bgFillStyleLst>
     </a:fmtScheme>
   </a:themeElements>
-  <a:objectDefaults/>
-  <a:extraClrSchemeLst/>
 </a:theme>
 </file>
--- a/apps/api/templates/hop_dong_template.docx
+++ b/apps/api/templates/hop_dong_template.docx
@@ -16314,60 +16314,7 @@
         <w:t>ĐẠI DIỆN BÊN A</w:t>
         <w:tab/>
         <w:tab/>
-        <w:t>ĐẠI DIỆN BÊN B BÊN</w:t>
-      </w:r>
-      <w:r>
-        <w:rPr>
-          <w:b/>
-          <w:spacing w:val="5"/>
-          <w:sz w:val="22"/>
-        </w:rPr>
-        <w:t xml:space="preserve"> </w:t>
-      </w:r>
-      <w:r>
-        <w:rPr>
-          <w:b/>
-          <w:sz w:val="22"/>
-        </w:rPr>
-        <w:t>CHO</w:t>
-      </w:r>
-      <w:r>
-        <w:rPr>
-          <w:b/>
-          <w:spacing w:val="5"/>
-          <w:sz w:val="22"/>
-        </w:rPr>
-        <w:t xml:space="preserve"> </w:t>
-      </w:r>
-      <w:r>
-        <w:rPr>
-          <w:b/>
-          <w:sz w:val="22"/>
-        </w:rPr>
-        <w:t>THUÊ</w:t>
-      </w:r>
-      <w:r>
-        <w:rPr>
-          <w:b/>
-          <w:spacing w:val="5"/>
-          <w:sz w:val="22"/>
-        </w:rPr>
-        <w:t xml:space="preserve"> </w:t>
-      </w:r>
-      <w:r>
-        <w:rPr>
-          <w:b/>
-          <w:sz w:val="22"/>
-        </w:rPr>
-        <w:t>NHÀ</w:t>
-      </w:r>
-      <w:r>
-        <w:rPr>
-          <w:b/>
-          <w:spacing w:val="5"/>
-          <w:sz w:val="22"/>
-        </w:rPr>
-        <w:t xml:space="preserve"> </w:t>
+        <w:t>ĐẠI DIỆN BÊN B BÊN CHO THUÊ NHÀ Ở</w:t>
       </w:r>
       <w:r>
         <w:rPr>
@@ -16375,60 +16322,14 @@
           <w:spacing w:val="-12"/>
           <w:sz w:val="22"/>
         </w:rPr>
-        <w:t xml:space="preserve">Ở                                                  </w:t>
+        <w:t xml:space="preserve">                                                  </w:t>
       </w:r>
       <w:r>
         <w:rPr>
           <w:b/>
           <w:sz w:val="22"/>
         </w:rPr>
-        <w:t>BÊN</w:t>
-      </w:r>
-      <w:r>
-        <w:rPr>
-          <w:b/>
-          <w:spacing w:val="4"/>
-          <w:sz w:val="22"/>
-        </w:rPr>
-        <w:t xml:space="preserve"> </w:t>
-      </w:r>
-      <w:r>
-        <w:rPr>
-          <w:b/>
-          <w:sz w:val="22"/>
-        </w:rPr>
-        <w:t>THUÊ</w:t>
-      </w:r>
-      <w:r>
-        <w:rPr>
-          <w:b/>
-          <w:spacing w:val="5"/>
-          <w:sz w:val="22"/>
-        </w:rPr>
-        <w:t xml:space="preserve"> </w:t>
-      </w:r>
-      <w:r>
-        <w:rPr>
-          <w:b/>
-          <w:sz w:val="22"/>
-        </w:rPr>
-        <w:t>NHÀ</w:t>
-      </w:r>
-      <w:r>
-        <w:rPr>
-          <w:b/>
-          <w:spacing w:val="5"/>
-          <w:sz w:val="22"/>
-        </w:rPr>
-        <w:t xml:space="preserve"> </w:t>
-      </w:r>
-      <w:r>
-        <w:rPr>
-          <w:b/>
-          <w:spacing w:val="-10"/>
-          <w:sz w:val="22"/>
-        </w:rPr>
-        <w:t>Ở</w:t>
+        <w:t>BÊN THUÊ NHÀ Ở</w:t>
       </w:r>
     </w:p>
     <w:p>
@@ -16636,7 +16537,7 @@
       <w:pPr>
         <w:pStyle w:val="Normal"/>
         <w:spacing w:before="0" w:after="0"/>
-        <w:ind w:hanging="0" w:start="1201" w:end="0"/>
+        <w:ind w:hanging="0" w:start="0" w:end="0"/>
         <w:jc w:val="start"/>
         <w:rPr/>
       </w:pPr>
